--- a/lessons/7-3/readiness/practice.docx
+++ b/lessons/7-3/readiness/practice.docx
@@ -86,7 +86,1259 @@
     </w:p>
     <w:p>
       <w:pPr>
-        <w:spacing w:after="120" w:before="0"/>
+        <w:spacing w:after="60" w:before="120"/>
+      </w:pPr>
+      <w:r>
+        <w:rPr>
+          <w:b/>
+          <w:bCs/>
+          <w:color w:val="0F2B3C"/>
+          <w:sz w:val="24"/>
+          <w:szCs w:val="24"/>
+        </w:rPr>
+        <w:t xml:space="preserve">Vocabulary Anchor Box</w:t>
+      </w:r>
+    </w:p>
+    <w:tbl>
+      <w:tblPr>
+        <w:tblW w:type="dxa" w:w="9360"/>
+        <w:tblBorders>
+          <w:top w:val="single" w:color="C7D2DD" w:sz="6"/>
+          <w:left w:val="single" w:color="C7D2DD" w:sz="6"/>
+          <w:bottom w:val="single" w:color="C7D2DD" w:sz="6"/>
+          <w:right w:val="single" w:color="C7D2DD" w:sz="6"/>
+          <w:insideH w:val="single" w:color="C7D2DD" w:sz="6"/>
+          <w:insideV w:val="single" w:color="C7D2DD" w:sz="6"/>
+        </w:tblBorders>
+      </w:tblPr>
+      <w:tblGrid>
+        <w:gridCol w:w="1800"/>
+        <w:gridCol w:w="3160"/>
+        <w:gridCol w:w="2200"/>
+        <w:gridCol w:w="2200"/>
+      </w:tblGrid>
+      <w:tr>
+        <w:trPr>
+          <w:cantSplit/>
+          <w:tblHeader/>
+        </w:trPr>
+        <w:tc>
+          <w:tcPr>
+            <w:tcW w:type="dxa" w:w="1800"/>
+            <w:shd w:fill="EEF4F8" w:color="auto" w:val="clear"/>
+            <w:tcMar>
+              <w:top w:type="dxa" w:w="60"/>
+              <w:left w:type="dxa" w:w="100"/>
+              <w:bottom w:type="dxa" w:w="60"/>
+              <w:right w:type="dxa" w:w="100"/>
+            </w:tcMar>
+          </w:tcPr>
+          <w:p>
+            <w:pPr>
+              <w:spacing w:after="0" w:before="0"/>
+            </w:pPr>
+            <w:r>
+              <w:rPr>
+                <w:b/>
+                <w:bCs/>
+                <w:color w:val="0F2B3C"/>
+                <w:sz w:val="18"/>
+                <w:szCs w:val="18"/>
+              </w:rPr>
+              <w:t xml:space="preserve">Concept Term</w:t>
+            </w:r>
+          </w:p>
+        </w:tc>
+        <w:tc>
+          <w:tcPr>
+            <w:tcW w:type="dxa" w:w="3160"/>
+            <w:shd w:fill="EEF4F8" w:color="auto" w:val="clear"/>
+            <w:tcMar>
+              <w:top w:type="dxa" w:w="60"/>
+              <w:left w:type="dxa" w:w="100"/>
+              <w:bottom w:type="dxa" w:w="60"/>
+              <w:right w:type="dxa" w:w="100"/>
+            </w:tcMar>
+          </w:tcPr>
+          <w:p>
+            <w:pPr>
+              <w:spacing w:after="0" w:before="0"/>
+            </w:pPr>
+            <w:r>
+              <w:rPr>
+                <w:b/>
+                <w:bCs/>
+                <w:color w:val="0F2B3C"/>
+                <w:sz w:val="18"/>
+                <w:szCs w:val="18"/>
+              </w:rPr>
+              <w:t xml:space="preserve">Student-Friendly Definition</w:t>
+            </w:r>
+          </w:p>
+        </w:tc>
+        <w:tc>
+          <w:tcPr>
+            <w:tcW w:type="dxa" w:w="2200"/>
+            <w:shd w:fill="EEF4F8" w:color="auto" w:val="clear"/>
+            <w:tcMar>
+              <w:top w:type="dxa" w:w="60"/>
+              <w:left w:type="dxa" w:w="100"/>
+              <w:bottom w:type="dxa" w:w="60"/>
+              <w:right w:type="dxa" w:w="100"/>
+            </w:tcMar>
+          </w:tcPr>
+          <w:p>
+            <w:pPr>
+              <w:spacing w:after="0" w:before="0"/>
+            </w:pPr>
+            <w:r>
+              <w:rPr>
+                <w:b/>
+                <w:bCs/>
+                <w:color w:val="0F2B3C"/>
+                <w:sz w:val="18"/>
+                <w:szCs w:val="18"/>
+              </w:rPr>
+              <w:t xml:space="preserve">Non-Example</w:t>
+            </w:r>
+          </w:p>
+        </w:tc>
+        <w:tc>
+          <w:tcPr>
+            <w:tcW w:type="dxa" w:w="2200"/>
+            <w:shd w:fill="EEF4F8" w:color="auto" w:val="clear"/>
+            <w:tcMar>
+              <w:top w:type="dxa" w:w="60"/>
+              <w:left w:type="dxa" w:w="100"/>
+              <w:bottom w:type="dxa" w:w="60"/>
+              <w:right w:type="dxa" w:w="100"/>
+            </w:tcMar>
+          </w:tcPr>
+          <w:p>
+            <w:pPr>
+              <w:spacing w:after="0" w:before="0"/>
+            </w:pPr>
+            <w:r>
+              <w:rPr>
+                <w:b/>
+                <w:bCs/>
+                <w:color w:val="0F2B3C"/>
+                <w:sz w:val="18"/>
+                <w:szCs w:val="18"/>
+              </w:rPr>
+              <w:t xml:space="preserve">Visual Clue</w:t>
+            </w:r>
+          </w:p>
+        </w:tc>
+      </w:tr>
+      <w:tr>
+        <w:trPr>
+          <w:cantSplit/>
+        </w:trPr>
+        <w:tc>
+          <w:tcPr>
+            <w:tcW w:type="dxa" w:w="1800"/>
+            <w:tcMar>
+              <w:top w:type="dxa" w:w="60"/>
+              <w:left w:type="dxa" w:w="100"/>
+              <w:bottom w:type="dxa" w:w="60"/>
+              <w:right w:type="dxa" w:w="100"/>
+            </w:tcMar>
+            <w:vAlign w:val="top"/>
+          </w:tcPr>
+          <w:p>
+            <w:pPr>
+              <w:spacing w:after="20" w:before="0"/>
+            </w:pPr>
+            <w:r>
+              <w:rPr>
+                <w:b/>
+                <w:bCs/>
+                <w:color w:val="0F2B3C"/>
+                <w:sz w:val="20"/>
+                <w:szCs w:val="20"/>
+              </w:rPr>
+              <w:t xml:space="preserve">Integers and Absolute Value</w:t>
+            </w:r>
+          </w:p>
+          <w:p>
+            <w:pPr>
+              <w:spacing w:after="0" w:before="0"/>
+            </w:pPr>
+            <w:r>
+              <w:rPr>
+                <w:i/>
+                <w:iCs/>
+                <w:color w:val="5E6E7E"/>
+                <w:sz w:val="18"/>
+                <w:szCs w:val="18"/>
+              </w:rPr>
+              <w:t xml:space="preserve">Enteros y valor absoluto</w:t>
+            </w:r>
+          </w:p>
+        </w:tc>
+        <w:tc>
+          <w:tcPr>
+            <w:tcW w:type="dxa" w:w="3160"/>
+            <w:tcMar>
+              <w:top w:type="dxa" w:w="60"/>
+              <w:left w:type="dxa" w:w="100"/>
+              <w:bottom w:type="dxa" w:w="60"/>
+              <w:right w:type="dxa" w:w="100"/>
+            </w:tcMar>
+            <w:vAlign w:val="top"/>
+          </w:tcPr>
+          <w:p>
+            <w:pPr>
+              <w:spacing w:after="0" w:before="0"/>
+            </w:pPr>
+            <w:r>
+              <w:rPr>
+                <w:sz w:val="19"/>
+                <w:szCs w:val="19"/>
+              </w:rPr>
+              <w:t xml:space="preserve">Integers are whole numbers and their opposites; absolute value is their distance from zero.</w:t>
+            </w:r>
+          </w:p>
+        </w:tc>
+        <w:tc>
+          <w:tcPr>
+            <w:tcW w:type="dxa" w:w="2200"/>
+            <w:tcMar>
+              <w:top w:type="dxa" w:w="60"/>
+              <w:left w:type="dxa" w:w="100"/>
+              <w:bottom w:type="dxa" w:w="60"/>
+              <w:right w:type="dxa" w:w="100"/>
+            </w:tcMar>
+            <w:vAlign w:val="top"/>
+          </w:tcPr>
+          <w:p>
+            <w:pPr>
+              <w:spacing w:after="30" w:before="0"/>
+            </w:pPr>
+            <w:r>
+              <w:rPr>
+                <w:i/>
+                <w:iCs/>
+                <w:color w:val="5E6E7E"/>
+                <w:sz w:val="18"/>
+                <w:szCs w:val="18"/>
+              </w:rPr>
+              <w:t xml:space="preserve">Not Integers and Absolute Value: write a counter-example that does not fit the rule.</w:t>
+            </w:r>
+          </w:p>
+          <w:p>
+            <w:pPr>
+              <w:spacing w:after="50" w:before="0"/>
+            </w:pPr>
+            <w:r>
+              <w:rPr>
+                <w:color w:val="BBBBBB"/>
+                <w:sz w:val="18"/>
+                <w:szCs w:val="18"/>
+              </w:rPr>
+              <w:t xml:space="preserve">____________________________</w:t>
+            </w:r>
+          </w:p>
+        </w:tc>
+        <w:tc>
+          <w:tcPr>
+            <w:tcW w:type="dxa" w:w="2200"/>
+            <w:tcMar>
+              <w:top w:type="dxa" w:w="60"/>
+              <w:left w:type="dxa" w:w="100"/>
+              <w:bottom w:type="dxa" w:w="60"/>
+              <w:right w:type="dxa" w:w="100"/>
+            </w:tcMar>
+            <w:vAlign w:val="top"/>
+          </w:tcPr>
+          <w:p>
+            <w:pPr>
+              <w:spacing w:after="0" w:before="0"/>
+            </w:pPr>
+            <w:r>
+              <w:rPr>
+                <w:i/>
+                <w:iCs/>
+                <w:color w:val="5E6E7E"/>
+                <w:sz w:val="18"/>
+                <w:szCs w:val="18"/>
+              </w:rPr>
+              <w:t xml:space="preserve">|−6| = 6 because −6 is 6 units from zero.</w:t>
+            </w:r>
+          </w:p>
+        </w:tc>
+      </w:tr>
+      <w:tr>
+        <w:trPr>
+          <w:cantSplit/>
+        </w:trPr>
+        <w:tc>
+          <w:tcPr>
+            <w:tcW w:type="dxa" w:w="1800"/>
+            <w:tcMar>
+              <w:top w:type="dxa" w:w="60"/>
+              <w:left w:type="dxa" w:w="100"/>
+              <w:bottom w:type="dxa" w:w="60"/>
+              <w:right w:type="dxa" w:w="100"/>
+            </w:tcMar>
+            <w:vAlign w:val="top"/>
+          </w:tcPr>
+          <w:p>
+            <w:pPr>
+              <w:spacing w:after="20" w:before="0"/>
+            </w:pPr>
+            <w:r>
+              <w:rPr>
+                <w:b/>
+                <w:bCs/>
+                <w:color w:val="0F2B3C"/>
+                <w:sz w:val="20"/>
+                <w:szCs w:val="20"/>
+              </w:rPr>
+              <w:t xml:space="preserve">Integer</w:t>
+            </w:r>
+          </w:p>
+          <w:p>
+            <w:pPr>
+              <w:spacing w:after="0" w:before="0"/>
+            </w:pPr>
+            <w:r>
+              <w:rPr>
+                <w:i/>
+                <w:iCs/>
+                <w:color w:val="5E6E7E"/>
+                <w:sz w:val="18"/>
+                <w:szCs w:val="18"/>
+              </w:rPr>
+              <w:t xml:space="preserve">Número entero</w:t>
+            </w:r>
+          </w:p>
+        </w:tc>
+        <w:tc>
+          <w:tcPr>
+            <w:tcW w:type="dxa" w:w="3160"/>
+            <w:tcMar>
+              <w:top w:type="dxa" w:w="60"/>
+              <w:left w:type="dxa" w:w="100"/>
+              <w:bottom w:type="dxa" w:w="60"/>
+              <w:right w:type="dxa" w:w="100"/>
+            </w:tcMar>
+            <w:vAlign w:val="top"/>
+          </w:tcPr>
+          <w:p>
+            <w:pPr>
+              <w:spacing w:after="0" w:before="0"/>
+            </w:pPr>
+            <w:r>
+              <w:rPr>
+                <w:sz w:val="19"/>
+                <w:szCs w:val="19"/>
+              </w:rPr>
+              <w:t xml:space="preserve">Whole numbers and their opposites, like -2, -1, 0, 1, 2.</w:t>
+            </w:r>
+          </w:p>
+        </w:tc>
+        <w:tc>
+          <w:tcPr>
+            <w:tcW w:type="dxa" w:w="2200"/>
+            <w:tcMar>
+              <w:top w:type="dxa" w:w="60"/>
+              <w:left w:type="dxa" w:w="100"/>
+              <w:bottom w:type="dxa" w:w="60"/>
+              <w:right w:type="dxa" w:w="100"/>
+            </w:tcMar>
+            <w:vAlign w:val="top"/>
+          </w:tcPr>
+          <w:p>
+            <w:pPr>
+              <w:spacing w:after="30" w:before="0"/>
+            </w:pPr>
+            <w:r>
+              <w:rPr>
+                <w:i/>
+                <w:iCs/>
+                <w:color w:val="5E6E7E"/>
+                <w:sz w:val="18"/>
+                <w:szCs w:val="18"/>
+              </w:rPr>
+              <w:t xml:space="preserve">Not Integer: write a counter-example that does not fit the rule.</w:t>
+            </w:r>
+          </w:p>
+          <w:p>
+            <w:pPr>
+              <w:spacing w:after="50" w:before="0"/>
+            </w:pPr>
+            <w:r>
+              <w:rPr>
+                <w:color w:val="BBBBBB"/>
+                <w:sz w:val="18"/>
+                <w:szCs w:val="18"/>
+              </w:rPr>
+              <w:t xml:space="preserve">____________________________</w:t>
+            </w:r>
+          </w:p>
+        </w:tc>
+        <w:tc>
+          <w:tcPr>
+            <w:tcW w:type="dxa" w:w="2200"/>
+            <w:tcMar>
+              <w:top w:type="dxa" w:w="60"/>
+              <w:left w:type="dxa" w:w="100"/>
+              <w:bottom w:type="dxa" w:w="60"/>
+              <w:right w:type="dxa" w:w="100"/>
+            </w:tcMar>
+            <w:vAlign w:val="top"/>
+          </w:tcPr>
+          <w:p>
+            <w:pPr>
+              <w:spacing w:after="0" w:before="0"/>
+            </w:pPr>
+            <w:r>
+              <w:rPr>
+                <w:i/>
+                <w:iCs/>
+                <w:color w:val="5E6E7E"/>
+                <w:sz w:val="18"/>
+                <w:szCs w:val="18"/>
+              </w:rPr>
+              <w:t xml:space="preserve">... -3, -2, -1, 0, 1, 2, 3 ... shown on a number line with 0 in the center</w:t>
+            </w:r>
+          </w:p>
+        </w:tc>
+      </w:tr>
+      <w:tr>
+        <w:trPr>
+          <w:cantSplit/>
+        </w:trPr>
+        <w:tc>
+          <w:tcPr>
+            <w:tcW w:type="dxa" w:w="1800"/>
+            <w:tcMar>
+              <w:top w:type="dxa" w:w="60"/>
+              <w:left w:type="dxa" w:w="100"/>
+              <w:bottom w:type="dxa" w:w="60"/>
+              <w:right w:type="dxa" w:w="100"/>
+            </w:tcMar>
+            <w:vAlign w:val="top"/>
+          </w:tcPr>
+          <w:p>
+            <w:pPr>
+              <w:spacing w:after="20" w:before="0"/>
+            </w:pPr>
+            <w:r>
+              <w:rPr>
+                <w:b/>
+                <w:bCs/>
+                <w:color w:val="0F2B3C"/>
+                <w:sz w:val="20"/>
+                <w:szCs w:val="20"/>
+              </w:rPr>
+              <w:t xml:space="preserve">Positive</w:t>
+            </w:r>
+          </w:p>
+          <w:p>
+            <w:pPr>
+              <w:spacing w:after="0" w:before="0"/>
+            </w:pPr>
+            <w:r>
+              <w:rPr>
+                <w:i/>
+                <w:iCs/>
+                <w:color w:val="5E6E7E"/>
+                <w:sz w:val="18"/>
+                <w:szCs w:val="18"/>
+              </w:rPr>
+              <w:t xml:space="preserve">Positivo</w:t>
+            </w:r>
+          </w:p>
+        </w:tc>
+        <w:tc>
+          <w:tcPr>
+            <w:tcW w:type="dxa" w:w="3160"/>
+            <w:tcMar>
+              <w:top w:type="dxa" w:w="60"/>
+              <w:left w:type="dxa" w:w="100"/>
+              <w:bottom w:type="dxa" w:w="60"/>
+              <w:right w:type="dxa" w:w="100"/>
+            </w:tcMar>
+            <w:vAlign w:val="top"/>
+          </w:tcPr>
+          <w:p>
+            <w:pPr>
+              <w:spacing w:after="0" w:before="0"/>
+            </w:pPr>
+            <w:r>
+              <w:rPr>
+                <w:sz w:val="19"/>
+                <w:szCs w:val="19"/>
+              </w:rPr>
+              <w:t xml:space="preserve">A number bigger than zero, to the right of zero on a number line.</w:t>
+            </w:r>
+          </w:p>
+        </w:tc>
+        <w:tc>
+          <w:tcPr>
+            <w:tcW w:type="dxa" w:w="2200"/>
+            <w:tcMar>
+              <w:top w:type="dxa" w:w="60"/>
+              <w:left w:type="dxa" w:w="100"/>
+              <w:bottom w:type="dxa" w:w="60"/>
+              <w:right w:type="dxa" w:w="100"/>
+            </w:tcMar>
+            <w:vAlign w:val="top"/>
+          </w:tcPr>
+          <w:p>
+            <w:pPr>
+              <w:spacing w:after="30" w:before="0"/>
+            </w:pPr>
+            <w:r>
+              <w:rPr>
+                <w:i/>
+                <w:iCs/>
+                <w:color w:val="5E6E7E"/>
+                <w:sz w:val="18"/>
+                <w:szCs w:val="18"/>
+              </w:rPr>
+              <w:t xml:space="preserve">Not Positive: write a counter-example that does not fit the rule.</w:t>
+            </w:r>
+          </w:p>
+          <w:p>
+            <w:pPr>
+              <w:spacing w:after="50" w:before="0"/>
+            </w:pPr>
+            <w:r>
+              <w:rPr>
+                <w:color w:val="BBBBBB"/>
+                <w:sz w:val="18"/>
+                <w:szCs w:val="18"/>
+              </w:rPr>
+              <w:t xml:space="preserve">____________________________</w:t>
+            </w:r>
+          </w:p>
+        </w:tc>
+        <w:tc>
+          <w:tcPr>
+            <w:tcW w:type="dxa" w:w="2200"/>
+            <w:tcMar>
+              <w:top w:type="dxa" w:w="60"/>
+              <w:left w:type="dxa" w:w="100"/>
+              <w:bottom w:type="dxa" w:w="60"/>
+              <w:right w:type="dxa" w:w="100"/>
+            </w:tcMar>
+            <w:vAlign w:val="top"/>
+          </w:tcPr>
+          <w:p>
+            <w:pPr>
+              <w:spacing w:after="0" w:before="0"/>
+            </w:pPr>
+            <w:r>
+              <w:rPr>
+                <w:i/>
+                <w:iCs/>
+                <w:color w:val="5E6E7E"/>
+                <w:sz w:val="18"/>
+                <w:szCs w:val="18"/>
+              </w:rPr>
+              <w:t xml:space="preserve">+5 means 5 above zero, like 5 floors above ground level</w:t>
+            </w:r>
+          </w:p>
+        </w:tc>
+      </w:tr>
+      <w:tr>
+        <w:trPr>
+          <w:cantSplit/>
+        </w:trPr>
+        <w:tc>
+          <w:tcPr>
+            <w:tcW w:type="dxa" w:w="1800"/>
+            <w:tcMar>
+              <w:top w:type="dxa" w:w="60"/>
+              <w:left w:type="dxa" w:w="100"/>
+              <w:bottom w:type="dxa" w:w="60"/>
+              <w:right w:type="dxa" w:w="100"/>
+            </w:tcMar>
+            <w:vAlign w:val="top"/>
+          </w:tcPr>
+          <w:p>
+            <w:pPr>
+              <w:spacing w:after="20" w:before="0"/>
+            </w:pPr>
+            <w:r>
+              <w:rPr>
+                <w:b/>
+                <w:bCs/>
+                <w:color w:val="0F2B3C"/>
+                <w:sz w:val="20"/>
+                <w:szCs w:val="20"/>
+              </w:rPr>
+              <w:t xml:space="preserve">Negative</w:t>
+            </w:r>
+          </w:p>
+          <w:p>
+            <w:pPr>
+              <w:spacing w:after="0" w:before="0"/>
+            </w:pPr>
+            <w:r>
+              <w:rPr>
+                <w:i/>
+                <w:iCs/>
+                <w:color w:val="5E6E7E"/>
+                <w:sz w:val="18"/>
+                <w:szCs w:val="18"/>
+              </w:rPr>
+              <w:t xml:space="preserve">Negativo</w:t>
+            </w:r>
+          </w:p>
+        </w:tc>
+        <w:tc>
+          <w:tcPr>
+            <w:tcW w:type="dxa" w:w="3160"/>
+            <w:tcMar>
+              <w:top w:type="dxa" w:w="60"/>
+              <w:left w:type="dxa" w:w="100"/>
+              <w:bottom w:type="dxa" w:w="60"/>
+              <w:right w:type="dxa" w:w="100"/>
+            </w:tcMar>
+            <w:vAlign w:val="top"/>
+          </w:tcPr>
+          <w:p>
+            <w:pPr>
+              <w:spacing w:after="0" w:before="0"/>
+            </w:pPr>
+            <w:r>
+              <w:rPr>
+                <w:sz w:val="19"/>
+                <w:szCs w:val="19"/>
+              </w:rPr>
+              <w:t xml:space="preserve">A number smaller than zero, to the left of zero on a number line.</w:t>
+            </w:r>
+          </w:p>
+        </w:tc>
+        <w:tc>
+          <w:tcPr>
+            <w:tcW w:type="dxa" w:w="2200"/>
+            <w:tcMar>
+              <w:top w:type="dxa" w:w="60"/>
+              <w:left w:type="dxa" w:w="100"/>
+              <w:bottom w:type="dxa" w:w="60"/>
+              <w:right w:type="dxa" w:w="100"/>
+            </w:tcMar>
+            <w:vAlign w:val="top"/>
+          </w:tcPr>
+          <w:p>
+            <w:pPr>
+              <w:spacing w:after="30" w:before="0"/>
+            </w:pPr>
+            <w:r>
+              <w:rPr>
+                <w:i/>
+                <w:iCs/>
+                <w:color w:val="5E6E7E"/>
+                <w:sz w:val="18"/>
+                <w:szCs w:val="18"/>
+              </w:rPr>
+              <w:t xml:space="preserve">Not Negative: write a counter-example that does not fit the rule.</w:t>
+            </w:r>
+          </w:p>
+          <w:p>
+            <w:pPr>
+              <w:spacing w:after="50" w:before="0"/>
+            </w:pPr>
+            <w:r>
+              <w:rPr>
+                <w:color w:val="BBBBBB"/>
+                <w:sz w:val="18"/>
+                <w:szCs w:val="18"/>
+              </w:rPr>
+              <w:t xml:space="preserve">____________________________</w:t>
+            </w:r>
+          </w:p>
+        </w:tc>
+        <w:tc>
+          <w:tcPr>
+            <w:tcW w:type="dxa" w:w="2200"/>
+            <w:tcMar>
+              <w:top w:type="dxa" w:w="60"/>
+              <w:left w:type="dxa" w:w="100"/>
+              <w:bottom w:type="dxa" w:w="60"/>
+              <w:right w:type="dxa" w:w="100"/>
+            </w:tcMar>
+            <w:vAlign w:val="top"/>
+          </w:tcPr>
+          <w:p>
+            <w:pPr>
+              <w:spacing w:after="0" w:before="0"/>
+            </w:pPr>
+            <w:r>
+              <w:rPr>
+                <w:i/>
+                <w:iCs/>
+                <w:color w:val="5E6E7E"/>
+                <w:sz w:val="18"/>
+                <w:szCs w:val="18"/>
+              </w:rPr>
+              <w:t xml:space="preserve">-3 means 3 below zero, like 3 floors underground</w:t>
+            </w:r>
+          </w:p>
+        </w:tc>
+      </w:tr>
+      <w:tr>
+        <w:trPr>
+          <w:cantSplit/>
+        </w:trPr>
+        <w:tc>
+          <w:tcPr>
+            <w:tcW w:type="dxa" w:w="1800"/>
+            <w:tcMar>
+              <w:top w:type="dxa" w:w="60"/>
+              <w:left w:type="dxa" w:w="100"/>
+              <w:bottom w:type="dxa" w:w="60"/>
+              <w:right w:type="dxa" w:w="100"/>
+            </w:tcMar>
+            <w:vAlign w:val="top"/>
+          </w:tcPr>
+          <w:p>
+            <w:pPr>
+              <w:spacing w:after="20" w:before="0"/>
+            </w:pPr>
+            <w:r>
+              <w:rPr>
+                <w:b/>
+                <w:bCs/>
+                <w:color w:val="0F2B3C"/>
+                <w:sz w:val="20"/>
+                <w:szCs w:val="20"/>
+              </w:rPr>
+              <w:t xml:space="preserve">Absolute value</w:t>
+            </w:r>
+          </w:p>
+          <w:p>
+            <w:pPr>
+              <w:spacing w:after="0" w:before="0"/>
+            </w:pPr>
+            <w:r>
+              <w:rPr>
+                <w:i/>
+                <w:iCs/>
+                <w:color w:val="5E6E7E"/>
+                <w:sz w:val="18"/>
+                <w:szCs w:val="18"/>
+              </w:rPr>
+              <w:t xml:space="preserve">Valor absoluto</w:t>
+            </w:r>
+          </w:p>
+        </w:tc>
+        <w:tc>
+          <w:tcPr>
+            <w:tcW w:type="dxa" w:w="3160"/>
+            <w:tcMar>
+              <w:top w:type="dxa" w:w="60"/>
+              <w:left w:type="dxa" w:w="100"/>
+              <w:bottom w:type="dxa" w:w="60"/>
+              <w:right w:type="dxa" w:w="100"/>
+            </w:tcMar>
+            <w:vAlign w:val="top"/>
+          </w:tcPr>
+          <w:p>
+            <w:pPr>
+              <w:spacing w:after="0" w:before="0"/>
+            </w:pPr>
+            <w:r>
+              <w:rPr>
+                <w:sz w:val="19"/>
+                <w:szCs w:val="19"/>
+              </w:rPr>
+              <w:t xml:space="preserve">How far a number is from zero. It is never negative.</w:t>
+            </w:r>
+          </w:p>
+        </w:tc>
+        <w:tc>
+          <w:tcPr>
+            <w:tcW w:type="dxa" w:w="2200"/>
+            <w:tcMar>
+              <w:top w:type="dxa" w:w="60"/>
+              <w:left w:type="dxa" w:w="100"/>
+              <w:bottom w:type="dxa" w:w="60"/>
+              <w:right w:type="dxa" w:w="100"/>
+            </w:tcMar>
+            <w:vAlign w:val="top"/>
+          </w:tcPr>
+          <w:p>
+            <w:pPr>
+              <w:spacing w:after="30" w:before="0"/>
+            </w:pPr>
+            <w:r>
+              <w:rPr>
+                <w:i/>
+                <w:iCs/>
+                <w:color w:val="5E6E7E"/>
+                <w:sz w:val="18"/>
+                <w:szCs w:val="18"/>
+              </w:rPr>
+              <w:t xml:space="preserve">Not Absolute value: write a counter-example that does not fit the rule.</w:t>
+            </w:r>
+          </w:p>
+          <w:p>
+            <w:pPr>
+              <w:spacing w:after="50" w:before="0"/>
+            </w:pPr>
+            <w:r>
+              <w:rPr>
+                <w:color w:val="BBBBBB"/>
+                <w:sz w:val="18"/>
+                <w:szCs w:val="18"/>
+              </w:rPr>
+              <w:t xml:space="preserve">____________________________</w:t>
+            </w:r>
+          </w:p>
+        </w:tc>
+        <w:tc>
+          <w:tcPr>
+            <w:tcW w:type="dxa" w:w="2200"/>
+            <w:tcMar>
+              <w:top w:type="dxa" w:w="60"/>
+              <w:left w:type="dxa" w:w="100"/>
+              <w:bottom w:type="dxa" w:w="60"/>
+              <w:right w:type="dxa" w:w="100"/>
+            </w:tcMar>
+            <w:vAlign w:val="top"/>
+          </w:tcPr>
+          <w:p>
+            <w:pPr>
+              <w:spacing w:after="0" w:before="0"/>
+            </w:pPr>
+            <w:r>
+              <w:rPr>
+                <w:i/>
+                <w:iCs/>
+                <w:color w:val="5E6E7E"/>
+                <w:sz w:val="18"/>
+                <w:szCs w:val="18"/>
+              </w:rPr>
+              <w:t xml:space="preserve">|-5| = 5 and |5| = 5 — both are 5 units from 0</w:t>
+            </w:r>
+          </w:p>
+        </w:tc>
+      </w:tr>
+      <w:tr>
+        <w:trPr>
+          <w:cantSplit/>
+        </w:trPr>
+        <w:tc>
+          <w:tcPr>
+            <w:tcW w:type="dxa" w:w="1800"/>
+            <w:tcMar>
+              <w:top w:type="dxa" w:w="60"/>
+              <w:left w:type="dxa" w:w="100"/>
+              <w:bottom w:type="dxa" w:w="60"/>
+              <w:right w:type="dxa" w:w="100"/>
+            </w:tcMar>
+            <w:vAlign w:val="top"/>
+          </w:tcPr>
+          <w:p>
+            <w:pPr>
+              <w:spacing w:after="20" w:before="0"/>
+            </w:pPr>
+            <w:r>
+              <w:rPr>
+                <w:b/>
+                <w:bCs/>
+                <w:color w:val="0F2B3C"/>
+                <w:sz w:val="20"/>
+                <w:szCs w:val="20"/>
+              </w:rPr>
+              <w:t xml:space="preserve">Opposite</w:t>
+            </w:r>
+          </w:p>
+          <w:p>
+            <w:pPr>
+              <w:spacing w:after="0" w:before="0"/>
+            </w:pPr>
+            <w:r>
+              <w:rPr>
+                <w:i/>
+                <w:iCs/>
+                <w:color w:val="5E6E7E"/>
+                <w:sz w:val="18"/>
+                <w:szCs w:val="18"/>
+              </w:rPr>
+              <w:t xml:space="preserve">Opuesto</w:t>
+            </w:r>
+          </w:p>
+        </w:tc>
+        <w:tc>
+          <w:tcPr>
+            <w:tcW w:type="dxa" w:w="3160"/>
+            <w:tcMar>
+              <w:top w:type="dxa" w:w="60"/>
+              <w:left w:type="dxa" w:w="100"/>
+              <w:bottom w:type="dxa" w:w="60"/>
+              <w:right w:type="dxa" w:w="100"/>
+            </w:tcMar>
+            <w:vAlign w:val="top"/>
+          </w:tcPr>
+          <w:p>
+            <w:pPr>
+              <w:spacing w:after="0" w:before="0"/>
+            </w:pPr>
+            <w:r>
+              <w:rPr>
+                <w:sz w:val="19"/>
+                <w:szCs w:val="19"/>
+              </w:rPr>
+              <w:t xml:space="preserve">Two numbers the same distance from zero, on opposite sides, like 3 and -3.</w:t>
+            </w:r>
+          </w:p>
+        </w:tc>
+        <w:tc>
+          <w:tcPr>
+            <w:tcW w:type="dxa" w:w="2200"/>
+            <w:tcMar>
+              <w:top w:type="dxa" w:w="60"/>
+              <w:left w:type="dxa" w:w="100"/>
+              <w:bottom w:type="dxa" w:w="60"/>
+              <w:right w:type="dxa" w:w="100"/>
+            </w:tcMar>
+            <w:vAlign w:val="top"/>
+          </w:tcPr>
+          <w:p>
+            <w:pPr>
+              <w:spacing w:after="30" w:before="0"/>
+            </w:pPr>
+            <w:r>
+              <w:rPr>
+                <w:i/>
+                <w:iCs/>
+                <w:color w:val="5E6E7E"/>
+                <w:sz w:val="18"/>
+                <w:szCs w:val="18"/>
+              </w:rPr>
+              <w:t xml:space="preserve">Not Opposite: write a counter-example that does not fit the rule.</w:t>
+            </w:r>
+          </w:p>
+          <w:p>
+            <w:pPr>
+              <w:spacing w:after="50" w:before="0"/>
+            </w:pPr>
+            <w:r>
+              <w:rPr>
+                <w:color w:val="BBBBBB"/>
+                <w:sz w:val="18"/>
+                <w:szCs w:val="18"/>
+              </w:rPr>
+              <w:t xml:space="preserve">____________________________</w:t>
+            </w:r>
+          </w:p>
+        </w:tc>
+        <w:tc>
+          <w:tcPr>
+            <w:tcW w:type="dxa" w:w="2200"/>
+            <w:tcMar>
+              <w:top w:type="dxa" w:w="60"/>
+              <w:left w:type="dxa" w:w="100"/>
+              <w:bottom w:type="dxa" w:w="60"/>
+              <w:right w:type="dxa" w:w="100"/>
+            </w:tcMar>
+            <w:vAlign w:val="top"/>
+          </w:tcPr>
+          <w:p>
+            <w:pPr>
+              <w:spacing w:after="0" w:before="0"/>
+            </w:pPr>
+            <w:r>
+              <w:rPr>
+                <w:i/>
+                <w:iCs/>
+                <w:color w:val="5E6E7E"/>
+                <w:sz w:val="18"/>
+                <w:szCs w:val="18"/>
+              </w:rPr>
+              <w:t xml:space="preserve">3 and -3 are opposites — both are 3 units from 0</w:t>
+            </w:r>
+          </w:p>
+        </w:tc>
+      </w:tr>
+      <w:tr>
+        <w:trPr>
+          <w:cantSplit/>
+        </w:trPr>
+        <w:tc>
+          <w:tcPr>
+            <w:tcW w:type="dxa" w:w="1800"/>
+            <w:tcMar>
+              <w:top w:type="dxa" w:w="60"/>
+              <w:left w:type="dxa" w:w="100"/>
+              <w:bottom w:type="dxa" w:w="60"/>
+              <w:right w:type="dxa" w:w="100"/>
+            </w:tcMar>
+            <w:vAlign w:val="top"/>
+          </w:tcPr>
+          <w:p>
+            <w:pPr>
+              <w:spacing w:after="20" w:before="0"/>
+            </w:pPr>
+            <w:r>
+              <w:rPr>
+                <w:b/>
+                <w:bCs/>
+                <w:color w:val="0F2B3C"/>
+                <w:sz w:val="20"/>
+                <w:szCs w:val="20"/>
+              </w:rPr>
+              <w:t xml:space="preserve">Rational number</w:t>
+            </w:r>
+          </w:p>
+          <w:p>
+            <w:pPr>
+              <w:spacing w:after="0" w:before="0"/>
+            </w:pPr>
+            <w:r>
+              <w:rPr>
+                <w:i/>
+                <w:iCs/>
+                <w:color w:val="5E6E7E"/>
+                <w:sz w:val="18"/>
+                <w:szCs w:val="18"/>
+              </w:rPr>
+              <w:t xml:space="preserve">Número racional</w:t>
+            </w:r>
+          </w:p>
+        </w:tc>
+        <w:tc>
+          <w:tcPr>
+            <w:tcW w:type="dxa" w:w="3160"/>
+            <w:tcMar>
+              <w:top w:type="dxa" w:w="60"/>
+              <w:left w:type="dxa" w:w="100"/>
+              <w:bottom w:type="dxa" w:w="60"/>
+              <w:right w:type="dxa" w:w="100"/>
+            </w:tcMar>
+            <w:vAlign w:val="top"/>
+          </w:tcPr>
+          <w:p>
+            <w:pPr>
+              <w:spacing w:after="0" w:before="0"/>
+            </w:pPr>
+            <w:r>
+              <w:rPr>
+                <w:sz w:val="19"/>
+                <w:szCs w:val="19"/>
+              </w:rPr>
+              <w:t xml:space="preserve">A number that can be written as a fraction of two integers, with a bottom number that is not zero.</w:t>
+            </w:r>
+          </w:p>
+        </w:tc>
+        <w:tc>
+          <w:tcPr>
+            <w:tcW w:type="dxa" w:w="2200"/>
+            <w:tcMar>
+              <w:top w:type="dxa" w:w="60"/>
+              <w:left w:type="dxa" w:w="100"/>
+              <w:bottom w:type="dxa" w:w="60"/>
+              <w:right w:type="dxa" w:w="100"/>
+            </w:tcMar>
+            <w:vAlign w:val="top"/>
+          </w:tcPr>
+          <w:p>
+            <w:pPr>
+              <w:spacing w:after="30" w:before="0"/>
+            </w:pPr>
+            <w:r>
+              <w:rPr>
+                <w:i/>
+                <w:iCs/>
+                <w:color w:val="5E6E7E"/>
+                <w:sz w:val="18"/>
+                <w:szCs w:val="18"/>
+              </w:rPr>
+              <w:t xml:space="preserve">Not Rational number: write a counter-example that does not fit the rule.</w:t>
+            </w:r>
+          </w:p>
+          <w:p>
+            <w:pPr>
+              <w:spacing w:after="50" w:before="0"/>
+            </w:pPr>
+            <w:r>
+              <w:rPr>
+                <w:color w:val="BBBBBB"/>
+                <w:sz w:val="18"/>
+                <w:szCs w:val="18"/>
+              </w:rPr>
+              <w:t xml:space="preserve">____________________________</w:t>
+            </w:r>
+          </w:p>
+        </w:tc>
+        <w:tc>
+          <w:tcPr>
+            <w:tcW w:type="dxa" w:w="2200"/>
+            <w:tcMar>
+              <w:top w:type="dxa" w:w="60"/>
+              <w:left w:type="dxa" w:w="100"/>
+              <w:bottom w:type="dxa" w:w="60"/>
+              <w:right w:type="dxa" w:w="100"/>
+            </w:tcMar>
+            <w:vAlign w:val="top"/>
+          </w:tcPr>
+          <w:p>
+            <w:pPr>
+              <w:spacing w:after="0" w:before="0"/>
+            </w:pPr>
+            <w:r>
+              <w:rPr>
+                <w:i/>
+                <w:iCs/>
+                <w:color w:val="5E6E7E"/>
+                <w:sz w:val="18"/>
+                <w:szCs w:val="18"/>
+              </w:rPr>
+              <w:t xml:space="preserve">−1/2, 0 and 5/4 each sit at one exact point.</w:t>
+            </w:r>
+          </w:p>
+        </w:tc>
+      </w:tr>
+      <w:tr>
+        <w:trPr>
+          <w:cantSplit/>
+        </w:trPr>
+        <w:tc>
+          <w:tcPr>
+            <w:tcW w:type="dxa" w:w="1800"/>
+            <w:tcMar>
+              <w:top w:type="dxa" w:w="60"/>
+              <w:left w:type="dxa" w:w="100"/>
+              <w:bottom w:type="dxa" w:w="60"/>
+              <w:right w:type="dxa" w:w="100"/>
+            </w:tcMar>
+            <w:vAlign w:val="top"/>
+          </w:tcPr>
+          <w:p>
+            <w:pPr>
+              <w:spacing w:after="20" w:before="0"/>
+            </w:pPr>
+            <w:r>
+              <w:rPr>
+                <w:b/>
+                <w:bCs/>
+                <w:color w:val="0F2B3C"/>
+                <w:sz w:val="20"/>
+                <w:szCs w:val="20"/>
+              </w:rPr>
+              <w:t xml:space="preserve">Magnitude</w:t>
+            </w:r>
+          </w:p>
+          <w:p>
+            <w:pPr>
+              <w:spacing w:after="0" w:before="0"/>
+            </w:pPr>
+            <w:r>
+              <w:rPr>
+                <w:i/>
+                <w:iCs/>
+                <w:color w:val="5E6E7E"/>
+                <w:sz w:val="18"/>
+                <w:szCs w:val="18"/>
+              </w:rPr>
+              <w:t xml:space="preserve">Magnitud</w:t>
+            </w:r>
+          </w:p>
+        </w:tc>
+        <w:tc>
+          <w:tcPr>
+            <w:tcW w:type="dxa" w:w="3160"/>
+            <w:tcMar>
+              <w:top w:type="dxa" w:w="60"/>
+              <w:left w:type="dxa" w:w="100"/>
+              <w:bottom w:type="dxa" w:w="60"/>
+              <w:right w:type="dxa" w:w="100"/>
+            </w:tcMar>
+            <w:vAlign w:val="top"/>
+          </w:tcPr>
+          <w:p>
+            <w:pPr>
+              <w:spacing w:after="0" w:before="0"/>
+            </w:pPr>
+            <w:r>
+              <w:rPr>
+                <w:sz w:val="19"/>
+                <w:szCs w:val="19"/>
+              </w:rPr>
+              <w:t xml:space="preserve">The size of a number; its distance from zero.</w:t>
+            </w:r>
+          </w:p>
+        </w:tc>
+        <w:tc>
+          <w:tcPr>
+            <w:tcW w:type="dxa" w:w="2200"/>
+            <w:tcMar>
+              <w:top w:type="dxa" w:w="60"/>
+              <w:left w:type="dxa" w:w="100"/>
+              <w:bottom w:type="dxa" w:w="60"/>
+              <w:right w:type="dxa" w:w="100"/>
+            </w:tcMar>
+            <w:vAlign w:val="top"/>
+          </w:tcPr>
+          <w:p>
+            <w:pPr>
+              <w:spacing w:after="30" w:before="0"/>
+            </w:pPr>
+            <w:r>
+              <w:rPr>
+                <w:i/>
+                <w:iCs/>
+                <w:color w:val="5E6E7E"/>
+                <w:sz w:val="18"/>
+                <w:szCs w:val="18"/>
+              </w:rPr>
+              <w:t xml:space="preserve">Not Magnitude: write a counter-example that does not fit the rule.</w:t>
+            </w:r>
+          </w:p>
+          <w:p>
+            <w:pPr>
+              <w:spacing w:after="50" w:before="0"/>
+            </w:pPr>
+            <w:r>
+              <w:rPr>
+                <w:color w:val="BBBBBB"/>
+                <w:sz w:val="18"/>
+                <w:szCs w:val="18"/>
+              </w:rPr>
+              <w:t xml:space="preserve">____________________________</w:t>
+            </w:r>
+          </w:p>
+        </w:tc>
+        <w:tc>
+          <w:tcPr>
+            <w:tcW w:type="dxa" w:w="2200"/>
+            <w:tcMar>
+              <w:top w:type="dxa" w:w="60"/>
+              <w:left w:type="dxa" w:w="100"/>
+              <w:bottom w:type="dxa" w:w="60"/>
+              <w:right w:type="dxa" w:w="100"/>
+            </w:tcMar>
+            <w:vAlign w:val="top"/>
+          </w:tcPr>
+          <w:p>
+            <w:pPr>
+              <w:spacing w:after="0" w:before="0"/>
+            </w:pPr>
+            <w:r>
+              <w:rPr>
+                <w:i/>
+                <w:iCs/>
+                <w:color w:val="5E6E7E"/>
+                <w:sz w:val="18"/>
+                <w:szCs w:val="18"/>
+              </w:rPr>
+              <w:t xml:space="preserve">|−50| has magnitude 50.</w:t>
+            </w:r>
+          </w:p>
+        </w:tc>
+      </w:tr>
+    </w:tbl>
+    <w:p>
+      <w:pPr>
+        <w:spacing w:after="120" w:before="140"/>
       </w:pPr>
       <w:r>
         <w:rPr>
@@ -127,73 +1379,922 @@
         <w:t xml:space="preserve">Count steps from zero, one at a time.</w:t>
       </w:r>
     </w:p>
-    <w:p>
-      <w:pPr>
-        <w:spacing w:after="40" w:before="0"/>
-      </w:pPr>
-      <w:r>
-        <w:rPr>
-          <w:sz w:val="22"/>
-          <w:szCs w:val="22"/>
-        </w:rPr>
-        <w:t xml:space="preserve">1.  How many steps from 0 to the number 3 (moving right)?</w:t>
-      </w:r>
-    </w:p>
-    <w:p>
-      <w:pPr>
-        <w:spacing w:after="80" w:before="0"/>
-      </w:pPr>
-      <w:r>
-        <w:rPr>
-          <w:color w:val="BBBBBB"/>
-        </w:rPr>
-        <w:t xml:space="preserve">____________________________________________________</w:t>
-      </w:r>
-    </w:p>
-    <w:p>
-      <w:pPr>
-        <w:spacing w:after="40" w:before="0"/>
-      </w:pPr>
-      <w:r>
-        <w:rPr>
-          <w:sz w:val="22"/>
-          <w:szCs w:val="22"/>
-        </w:rPr>
-        <w:t xml:space="preserve">2.  How many steps from 0 to the number 7?</w:t>
-      </w:r>
-    </w:p>
-    <w:p>
-      <w:pPr>
-        <w:spacing w:after="80" w:before="0"/>
-      </w:pPr>
-      <w:r>
-        <w:rPr>
-          <w:color w:val="BBBBBB"/>
-        </w:rPr>
-        <w:t xml:space="preserve">____________________________________________________</w:t>
-      </w:r>
-    </w:p>
-    <w:p>
-      <w:pPr>
-        <w:spacing w:after="40" w:before="0"/>
-      </w:pPr>
-      <w:r>
-        <w:rPr>
-          <w:sz w:val="22"/>
-          <w:szCs w:val="22"/>
-        </w:rPr>
-        <w:t xml:space="preserve">3.  How many steps from 0 to the number 0?</w:t>
-      </w:r>
-    </w:p>
-    <w:p>
-      <w:pPr>
-        <w:spacing w:after="80" w:before="0"/>
-      </w:pPr>
-      <w:r>
-        <w:rPr>
-          <w:color w:val="BBBBBB"/>
-        </w:rPr>
-        <w:t xml:space="preserve">____________________________________________________</w:t>
+    <w:tbl>
+      <w:tblPr>
+        <w:tblW w:type="dxa" w:w="9360"/>
+        <w:tblBorders>
+          <w:top w:val="single" w:color="C7D2DD" w:sz="6"/>
+          <w:left w:val="single" w:color="C7D2DD" w:sz="6"/>
+          <w:bottom w:val="single" w:color="C7D2DD" w:sz="6"/>
+          <w:right w:val="single" w:color="C7D2DD" w:sz="6"/>
+          <w:insideH w:val="single" w:color="C7D2DD" w:sz="6"/>
+          <w:insideV w:val="single" w:color="C7D2DD" w:sz="6"/>
+        </w:tblBorders>
+      </w:tblPr>
+      <w:tblGrid>
+        <w:gridCol w:w="2800"/>
+        <w:gridCol w:w="3560"/>
+        <w:gridCol w:w="3000"/>
+      </w:tblGrid>
+      <w:tr>
+        <w:trPr>
+          <w:cantSplit/>
+          <w:tblHeader/>
+        </w:trPr>
+        <w:tc>
+          <w:tcPr>
+            <w:tcW w:type="dxa" w:w="2800"/>
+            <w:shd w:fill="EEF4F8" w:color="auto" w:val="clear"/>
+            <w:tcMar>
+              <w:top w:type="dxa" w:w="60"/>
+              <w:left w:type="dxa" w:w="100"/>
+              <w:bottom w:type="dxa" w:w="60"/>
+              <w:right w:type="dxa" w:w="100"/>
+            </w:tcMar>
+          </w:tcPr>
+          <w:p>
+            <w:pPr>
+              <w:spacing w:after="0" w:before="0"/>
+            </w:pPr>
+            <w:r>
+              <w:rPr>
+                <w:b/>
+                <w:bCs/>
+                <w:color w:val="0F2B3C"/>
+                <w:sz w:val="16"/>
+                <w:szCs w:val="16"/>
+              </w:rPr>
+              <w:t xml:space="preserve">CORE PROBLEM / GIVEN REPRESENTATION</w:t>
+            </w:r>
+          </w:p>
+        </w:tc>
+        <w:tc>
+          <w:tcPr>
+            <w:tcW w:type="dxa" w:w="3560"/>
+            <w:shd w:fill="EEF4F8" w:color="auto" w:val="clear"/>
+            <w:tcMar>
+              <w:top w:type="dxa" w:w="60"/>
+              <w:left w:type="dxa" w:w="100"/>
+              <w:bottom w:type="dxa" w:w="60"/>
+              <w:right w:type="dxa" w:w="100"/>
+            </w:tcMar>
+          </w:tcPr>
+          <w:p>
+            <w:pPr>
+              <w:spacing w:after="0" w:before="0"/>
+            </w:pPr>
+            <w:r>
+              <w:rPr>
+                <w:b/>
+                <w:bCs/>
+                <w:color w:val="0F2B3C"/>
+                <w:sz w:val="16"/>
+                <w:szCs w:val="16"/>
+              </w:rPr>
+              <w:t xml:space="preserve">WORKING SPACE / CALCULATION STEPS</w:t>
+            </w:r>
+          </w:p>
+        </w:tc>
+        <w:tc>
+          <w:tcPr>
+            <w:tcW w:type="dxa" w:w="3000"/>
+            <w:shd w:fill="FBF3E2" w:color="auto" w:val="clear"/>
+            <w:tcMar>
+              <w:top w:type="dxa" w:w="60"/>
+              <w:left w:type="dxa" w:w="100"/>
+              <w:bottom w:type="dxa" w:w="60"/>
+              <w:right w:type="dxa" w:w="100"/>
+            </w:tcMar>
+          </w:tcPr>
+          <w:p>
+            <w:pPr>
+              <w:spacing w:after="0" w:before="0"/>
+            </w:pPr>
+            <w:r>
+              <w:rPr>
+                <w:b/>
+                <w:bCs/>
+                <w:color w:val="7A5400"/>
+                <w:sz w:val="16"/>
+                <w:szCs w:val="16"/>
+              </w:rPr>
+              <w:t xml:space="preserve">EXPLAIN YOUR REASONING</w:t>
+            </w:r>
+          </w:p>
+        </w:tc>
+      </w:tr>
+      <w:tr>
+        <w:trPr>
+          <w:cantSplit/>
+        </w:trPr>
+        <w:tc>
+          <w:tcPr>
+            <w:tcW w:type="dxa" w:w="2800"/>
+            <w:tcMar>
+              <w:top w:type="dxa" w:w="80"/>
+              <w:left w:type="dxa" w:w="100"/>
+              <w:bottom w:type="dxa" w:w="80"/>
+              <w:right w:type="dxa" w:w="100"/>
+            </w:tcMar>
+            <w:vAlign w:val="top"/>
+          </w:tcPr>
+          <w:p>
+            <w:pPr>
+              <w:spacing w:after="40" w:before="0"/>
+            </w:pPr>
+            <w:r>
+              <w:rPr>
+                <w:b/>
+                <w:bCs/>
+                <w:color w:val="0F2B3C"/>
+                <w:sz w:val="20"/>
+                <w:szCs w:val="20"/>
+              </w:rPr>
+              <w:t xml:space="preserve">1.  How many steps from 0 to the number 3 (moving right)?</w:t>
+            </w:r>
+          </w:p>
+        </w:tc>
+        <w:tc>
+          <w:tcPr>
+            <w:tcW w:type="dxa" w:w="3560"/>
+            <w:tcMar>
+              <w:top w:type="dxa" w:w="80"/>
+              <w:left w:type="dxa" w:w="100"/>
+              <w:bottom w:type="dxa" w:w="80"/>
+              <w:right w:type="dxa" w:w="100"/>
+            </w:tcMar>
+            <w:vAlign w:val="top"/>
+          </w:tcPr>
+          <w:p>
+            <w:pPr>
+              <w:spacing w:after="50" w:before="0"/>
+            </w:pPr>
+            <w:r>
+              <w:rPr>
+                <w:color w:val="BBBBBB"/>
+                <w:sz w:val="18"/>
+                <w:szCs w:val="18"/>
+              </w:rPr>
+              <w:t xml:space="preserve">____________________________</w:t>
+            </w:r>
+          </w:p>
+          <w:p>
+            <w:pPr>
+              <w:spacing w:after="50" w:before="0"/>
+            </w:pPr>
+            <w:r>
+              <w:rPr>
+                <w:color w:val="BBBBBB"/>
+                <w:sz w:val="18"/>
+                <w:szCs w:val="18"/>
+              </w:rPr>
+              <w:t xml:space="preserve">____________________________</w:t>
+            </w:r>
+          </w:p>
+          <w:p>
+            <w:pPr>
+              <w:spacing w:after="50" w:before="0"/>
+            </w:pPr>
+            <w:r>
+              <w:rPr>
+                <w:color w:val="BBBBBB"/>
+                <w:sz w:val="18"/>
+                <w:szCs w:val="18"/>
+              </w:rPr>
+              <w:t xml:space="preserve">____________________________</w:t>
+            </w:r>
+          </w:p>
+          <w:p>
+            <w:pPr>
+              <w:spacing w:after="50" w:before="0"/>
+            </w:pPr>
+            <w:r>
+              <w:rPr>
+                <w:color w:val="BBBBBB"/>
+                <w:sz w:val="18"/>
+                <w:szCs w:val="18"/>
+              </w:rPr>
+              <w:t xml:space="preserve">____________________________</w:t>
+            </w:r>
+          </w:p>
+        </w:tc>
+        <w:tc>
+          <w:tcPr>
+            <w:tcW w:type="dxa" w:w="3000"/>
+            <w:shd w:fill="FBF3E2" w:color="auto" w:val="clear"/>
+            <w:tcMar>
+              <w:top w:type="dxa" w:w="80"/>
+              <w:left w:type="dxa" w:w="100"/>
+              <w:bottom w:type="dxa" w:w="80"/>
+              <w:right w:type="dxa" w:w="100"/>
+            </w:tcMar>
+            <w:vAlign w:val="top"/>
+          </w:tcPr>
+          <w:p>
+            <w:pPr>
+              <w:spacing w:after="30" w:before="0"/>
+            </w:pPr>
+            <w:r>
+              <w:rPr>
+                <w:b/>
+                <w:bCs/>
+                <w:color w:val="0F2B3C"/>
+                <w:sz w:val="18"/>
+                <w:szCs w:val="18"/>
+              </w:rPr>
+              <w:t xml:space="preserve">Because... ________________</w:t>
+            </w:r>
+          </w:p>
+          <w:p>
+            <w:pPr>
+              <w:spacing w:after="50" w:before="0"/>
+            </w:pPr>
+            <w:r>
+              <w:rPr>
+                <w:color w:val="BBBBBB"/>
+                <w:sz w:val="18"/>
+                <w:szCs w:val="18"/>
+              </w:rPr>
+              <w:t xml:space="preserve">____________________________</w:t>
+            </w:r>
+          </w:p>
+          <w:p>
+            <w:pPr>
+              <w:spacing w:after="30" w:before="40"/>
+            </w:pPr>
+            <w:r>
+              <w:rPr>
+                <w:b/>
+                <w:bCs/>
+                <w:color w:val="1A6FB5"/>
+                <w:sz w:val="18"/>
+                <w:szCs w:val="18"/>
+              </w:rPr>
+              <w:t xml:space="preserve">Although... _______________</w:t>
+            </w:r>
+          </w:p>
+          <w:p>
+            <w:pPr>
+              <w:spacing w:after="50" w:before="0"/>
+            </w:pPr>
+            <w:r>
+              <w:rPr>
+                <w:color w:val="BBBBBB"/>
+                <w:sz w:val="18"/>
+                <w:szCs w:val="18"/>
+              </w:rPr>
+              <w:t xml:space="preserve">____________________________</w:t>
+            </w:r>
+          </w:p>
+          <w:p>
+            <w:pPr>
+              <w:spacing w:after="30" w:before="40"/>
+            </w:pPr>
+            <w:r>
+              <w:rPr>
+                <w:b/>
+                <w:bCs/>
+                <w:color w:val="7A5400"/>
+                <w:sz w:val="18"/>
+                <w:szCs w:val="18"/>
+              </w:rPr>
+              <w:t xml:space="preserve">Therefore... ______________</w:t>
+            </w:r>
+          </w:p>
+          <w:p>
+            <w:pPr>
+              <w:spacing w:after="50" w:before="0"/>
+            </w:pPr>
+            <w:r>
+              <w:rPr>
+                <w:color w:val="BBBBBB"/>
+                <w:sz w:val="18"/>
+                <w:szCs w:val="18"/>
+              </w:rPr>
+              <w:t xml:space="preserve">____________________________</w:t>
+            </w:r>
+          </w:p>
+        </w:tc>
+      </w:tr>
+    </w:tbl>
+    <w:p>
+      <w:pPr>
+        <w:spacing w:after="60" w:before="0"/>
+      </w:pPr>
+      <w:r>
+        <w:t xml:space="preserve"/>
+      </w:r>
+    </w:p>
+    <w:tbl>
+      <w:tblPr>
+        <w:tblW w:type="dxa" w:w="9360"/>
+        <w:tblBorders>
+          <w:top w:val="single" w:color="C7D2DD" w:sz="6"/>
+          <w:left w:val="single" w:color="C7D2DD" w:sz="6"/>
+          <w:bottom w:val="single" w:color="C7D2DD" w:sz="6"/>
+          <w:right w:val="single" w:color="C7D2DD" w:sz="6"/>
+          <w:insideH w:val="single" w:color="C7D2DD" w:sz="6"/>
+          <w:insideV w:val="single" w:color="C7D2DD" w:sz="6"/>
+        </w:tblBorders>
+      </w:tblPr>
+      <w:tblGrid>
+        <w:gridCol w:w="2800"/>
+        <w:gridCol w:w="3560"/>
+        <w:gridCol w:w="3000"/>
+      </w:tblGrid>
+      <w:tr>
+        <w:trPr>
+          <w:cantSplit/>
+          <w:tblHeader/>
+        </w:trPr>
+        <w:tc>
+          <w:tcPr>
+            <w:tcW w:type="dxa" w:w="2800"/>
+            <w:shd w:fill="EEF4F8" w:color="auto" w:val="clear"/>
+            <w:tcMar>
+              <w:top w:type="dxa" w:w="60"/>
+              <w:left w:type="dxa" w:w="100"/>
+              <w:bottom w:type="dxa" w:w="60"/>
+              <w:right w:type="dxa" w:w="100"/>
+            </w:tcMar>
+          </w:tcPr>
+          <w:p>
+            <w:pPr>
+              <w:spacing w:after="0" w:before="0"/>
+            </w:pPr>
+            <w:r>
+              <w:rPr>
+                <w:b/>
+                <w:bCs/>
+                <w:color w:val="0F2B3C"/>
+                <w:sz w:val="16"/>
+                <w:szCs w:val="16"/>
+              </w:rPr>
+              <w:t xml:space="preserve">CORE PROBLEM / GIVEN REPRESENTATION</w:t>
+            </w:r>
+          </w:p>
+        </w:tc>
+        <w:tc>
+          <w:tcPr>
+            <w:tcW w:type="dxa" w:w="3560"/>
+            <w:shd w:fill="EEF4F8" w:color="auto" w:val="clear"/>
+            <w:tcMar>
+              <w:top w:type="dxa" w:w="60"/>
+              <w:left w:type="dxa" w:w="100"/>
+              <w:bottom w:type="dxa" w:w="60"/>
+              <w:right w:type="dxa" w:w="100"/>
+            </w:tcMar>
+          </w:tcPr>
+          <w:p>
+            <w:pPr>
+              <w:spacing w:after="0" w:before="0"/>
+            </w:pPr>
+            <w:r>
+              <w:rPr>
+                <w:b/>
+                <w:bCs/>
+                <w:color w:val="0F2B3C"/>
+                <w:sz w:val="16"/>
+                <w:szCs w:val="16"/>
+              </w:rPr>
+              <w:t xml:space="preserve">WORKING SPACE / CALCULATION STEPS</w:t>
+            </w:r>
+          </w:p>
+        </w:tc>
+        <w:tc>
+          <w:tcPr>
+            <w:tcW w:type="dxa" w:w="3000"/>
+            <w:shd w:fill="FBF3E2" w:color="auto" w:val="clear"/>
+            <w:tcMar>
+              <w:top w:type="dxa" w:w="60"/>
+              <w:left w:type="dxa" w:w="100"/>
+              <w:bottom w:type="dxa" w:w="60"/>
+              <w:right w:type="dxa" w:w="100"/>
+            </w:tcMar>
+          </w:tcPr>
+          <w:p>
+            <w:pPr>
+              <w:spacing w:after="0" w:before="0"/>
+            </w:pPr>
+            <w:r>
+              <w:rPr>
+                <w:b/>
+                <w:bCs/>
+                <w:color w:val="7A5400"/>
+                <w:sz w:val="16"/>
+                <w:szCs w:val="16"/>
+              </w:rPr>
+              <w:t xml:space="preserve">EXPLAIN YOUR REASONING</w:t>
+            </w:r>
+          </w:p>
+        </w:tc>
+      </w:tr>
+      <w:tr>
+        <w:trPr>
+          <w:cantSplit/>
+        </w:trPr>
+        <w:tc>
+          <w:tcPr>
+            <w:tcW w:type="dxa" w:w="2800"/>
+            <w:tcMar>
+              <w:top w:type="dxa" w:w="80"/>
+              <w:left w:type="dxa" w:w="100"/>
+              <w:bottom w:type="dxa" w:w="80"/>
+              <w:right w:type="dxa" w:w="100"/>
+            </w:tcMar>
+            <w:vAlign w:val="top"/>
+          </w:tcPr>
+          <w:p>
+            <w:pPr>
+              <w:spacing w:after="40" w:before="0"/>
+            </w:pPr>
+            <w:r>
+              <w:rPr>
+                <w:b/>
+                <w:bCs/>
+                <w:color w:val="0F2B3C"/>
+                <w:sz w:val="20"/>
+                <w:szCs w:val="20"/>
+              </w:rPr>
+              <w:t xml:space="preserve">2.  How many steps from 0 to the number 7?</w:t>
+            </w:r>
+          </w:p>
+        </w:tc>
+        <w:tc>
+          <w:tcPr>
+            <w:tcW w:type="dxa" w:w="3560"/>
+            <w:tcMar>
+              <w:top w:type="dxa" w:w="80"/>
+              <w:left w:type="dxa" w:w="100"/>
+              <w:bottom w:type="dxa" w:w="80"/>
+              <w:right w:type="dxa" w:w="100"/>
+            </w:tcMar>
+            <w:vAlign w:val="top"/>
+          </w:tcPr>
+          <w:p>
+            <w:pPr>
+              <w:spacing w:after="50" w:before="0"/>
+            </w:pPr>
+            <w:r>
+              <w:rPr>
+                <w:color w:val="BBBBBB"/>
+                <w:sz w:val="18"/>
+                <w:szCs w:val="18"/>
+              </w:rPr>
+              <w:t xml:space="preserve">____________________________</w:t>
+            </w:r>
+          </w:p>
+          <w:p>
+            <w:pPr>
+              <w:spacing w:after="50" w:before="0"/>
+            </w:pPr>
+            <w:r>
+              <w:rPr>
+                <w:color w:val="BBBBBB"/>
+                <w:sz w:val="18"/>
+                <w:szCs w:val="18"/>
+              </w:rPr>
+              <w:t xml:space="preserve">____________________________</w:t>
+            </w:r>
+          </w:p>
+          <w:p>
+            <w:pPr>
+              <w:spacing w:after="50" w:before="0"/>
+            </w:pPr>
+            <w:r>
+              <w:rPr>
+                <w:color w:val="BBBBBB"/>
+                <w:sz w:val="18"/>
+                <w:szCs w:val="18"/>
+              </w:rPr>
+              <w:t xml:space="preserve">____________________________</w:t>
+            </w:r>
+          </w:p>
+          <w:p>
+            <w:pPr>
+              <w:spacing w:after="50" w:before="0"/>
+            </w:pPr>
+            <w:r>
+              <w:rPr>
+                <w:color w:val="BBBBBB"/>
+                <w:sz w:val="18"/>
+                <w:szCs w:val="18"/>
+              </w:rPr>
+              <w:t xml:space="preserve">____________________________</w:t>
+            </w:r>
+          </w:p>
+        </w:tc>
+        <w:tc>
+          <w:tcPr>
+            <w:tcW w:type="dxa" w:w="3000"/>
+            <w:shd w:fill="FBF3E2" w:color="auto" w:val="clear"/>
+            <w:tcMar>
+              <w:top w:type="dxa" w:w="80"/>
+              <w:left w:type="dxa" w:w="100"/>
+              <w:bottom w:type="dxa" w:w="80"/>
+              <w:right w:type="dxa" w:w="100"/>
+            </w:tcMar>
+            <w:vAlign w:val="top"/>
+          </w:tcPr>
+          <w:p>
+            <w:pPr>
+              <w:spacing w:after="30" w:before="0"/>
+            </w:pPr>
+            <w:r>
+              <w:rPr>
+                <w:b/>
+                <w:bCs/>
+                <w:color w:val="0F2B3C"/>
+                <w:sz w:val="18"/>
+                <w:szCs w:val="18"/>
+              </w:rPr>
+              <w:t xml:space="preserve">Because... ________________</w:t>
+            </w:r>
+          </w:p>
+          <w:p>
+            <w:pPr>
+              <w:spacing w:after="50" w:before="0"/>
+            </w:pPr>
+            <w:r>
+              <w:rPr>
+                <w:color w:val="BBBBBB"/>
+                <w:sz w:val="18"/>
+                <w:szCs w:val="18"/>
+              </w:rPr>
+              <w:t xml:space="preserve">____________________________</w:t>
+            </w:r>
+          </w:p>
+          <w:p>
+            <w:pPr>
+              <w:spacing w:after="30" w:before="40"/>
+            </w:pPr>
+            <w:r>
+              <w:rPr>
+                <w:b/>
+                <w:bCs/>
+                <w:color w:val="1A6FB5"/>
+                <w:sz w:val="18"/>
+                <w:szCs w:val="18"/>
+              </w:rPr>
+              <w:t xml:space="preserve">Although... _______________</w:t>
+            </w:r>
+          </w:p>
+          <w:p>
+            <w:pPr>
+              <w:spacing w:after="50" w:before="0"/>
+            </w:pPr>
+            <w:r>
+              <w:rPr>
+                <w:color w:val="BBBBBB"/>
+                <w:sz w:val="18"/>
+                <w:szCs w:val="18"/>
+              </w:rPr>
+              <w:t xml:space="preserve">____________________________</w:t>
+            </w:r>
+          </w:p>
+          <w:p>
+            <w:pPr>
+              <w:spacing w:after="30" w:before="40"/>
+            </w:pPr>
+            <w:r>
+              <w:rPr>
+                <w:b/>
+                <w:bCs/>
+                <w:color w:val="7A5400"/>
+                <w:sz w:val="18"/>
+                <w:szCs w:val="18"/>
+              </w:rPr>
+              <w:t xml:space="preserve">Therefore... ______________</w:t>
+            </w:r>
+          </w:p>
+          <w:p>
+            <w:pPr>
+              <w:spacing w:after="50" w:before="0"/>
+            </w:pPr>
+            <w:r>
+              <w:rPr>
+                <w:color w:val="BBBBBB"/>
+                <w:sz w:val="18"/>
+                <w:szCs w:val="18"/>
+              </w:rPr>
+              <w:t xml:space="preserve">____________________________</w:t>
+            </w:r>
+          </w:p>
+        </w:tc>
+      </w:tr>
+    </w:tbl>
+    <w:p>
+      <w:pPr>
+        <w:spacing w:after="60" w:before="0"/>
+      </w:pPr>
+      <w:r>
+        <w:t xml:space="preserve"/>
+      </w:r>
+    </w:p>
+    <w:tbl>
+      <w:tblPr>
+        <w:tblW w:type="dxa" w:w="9360"/>
+        <w:tblBorders>
+          <w:top w:val="single" w:color="C7D2DD" w:sz="6"/>
+          <w:left w:val="single" w:color="C7D2DD" w:sz="6"/>
+          <w:bottom w:val="single" w:color="C7D2DD" w:sz="6"/>
+          <w:right w:val="single" w:color="C7D2DD" w:sz="6"/>
+          <w:insideH w:val="single" w:color="C7D2DD" w:sz="6"/>
+          <w:insideV w:val="single" w:color="C7D2DD" w:sz="6"/>
+        </w:tblBorders>
+      </w:tblPr>
+      <w:tblGrid>
+        <w:gridCol w:w="2800"/>
+        <w:gridCol w:w="3560"/>
+        <w:gridCol w:w="3000"/>
+      </w:tblGrid>
+      <w:tr>
+        <w:trPr>
+          <w:cantSplit/>
+          <w:tblHeader/>
+        </w:trPr>
+        <w:tc>
+          <w:tcPr>
+            <w:tcW w:type="dxa" w:w="2800"/>
+            <w:shd w:fill="EEF4F8" w:color="auto" w:val="clear"/>
+            <w:tcMar>
+              <w:top w:type="dxa" w:w="60"/>
+              <w:left w:type="dxa" w:w="100"/>
+              <w:bottom w:type="dxa" w:w="60"/>
+              <w:right w:type="dxa" w:w="100"/>
+            </w:tcMar>
+          </w:tcPr>
+          <w:p>
+            <w:pPr>
+              <w:spacing w:after="0" w:before="0"/>
+            </w:pPr>
+            <w:r>
+              <w:rPr>
+                <w:b/>
+                <w:bCs/>
+                <w:color w:val="0F2B3C"/>
+                <w:sz w:val="16"/>
+                <w:szCs w:val="16"/>
+              </w:rPr>
+              <w:t xml:space="preserve">CORE PROBLEM / GIVEN REPRESENTATION</w:t>
+            </w:r>
+          </w:p>
+        </w:tc>
+        <w:tc>
+          <w:tcPr>
+            <w:tcW w:type="dxa" w:w="3560"/>
+            <w:shd w:fill="EEF4F8" w:color="auto" w:val="clear"/>
+            <w:tcMar>
+              <w:top w:type="dxa" w:w="60"/>
+              <w:left w:type="dxa" w:w="100"/>
+              <w:bottom w:type="dxa" w:w="60"/>
+              <w:right w:type="dxa" w:w="100"/>
+            </w:tcMar>
+          </w:tcPr>
+          <w:p>
+            <w:pPr>
+              <w:spacing w:after="0" w:before="0"/>
+            </w:pPr>
+            <w:r>
+              <w:rPr>
+                <w:b/>
+                <w:bCs/>
+                <w:color w:val="0F2B3C"/>
+                <w:sz w:val="16"/>
+                <w:szCs w:val="16"/>
+              </w:rPr>
+              <w:t xml:space="preserve">WORKING SPACE / CALCULATION STEPS</w:t>
+            </w:r>
+          </w:p>
+        </w:tc>
+        <w:tc>
+          <w:tcPr>
+            <w:tcW w:type="dxa" w:w="3000"/>
+            <w:shd w:fill="FBF3E2" w:color="auto" w:val="clear"/>
+            <w:tcMar>
+              <w:top w:type="dxa" w:w="60"/>
+              <w:left w:type="dxa" w:w="100"/>
+              <w:bottom w:type="dxa" w:w="60"/>
+              <w:right w:type="dxa" w:w="100"/>
+            </w:tcMar>
+          </w:tcPr>
+          <w:p>
+            <w:pPr>
+              <w:spacing w:after="0" w:before="0"/>
+            </w:pPr>
+            <w:r>
+              <w:rPr>
+                <w:b/>
+                <w:bCs/>
+                <w:color w:val="7A5400"/>
+                <w:sz w:val="16"/>
+                <w:szCs w:val="16"/>
+              </w:rPr>
+              <w:t xml:space="preserve">EXPLAIN YOUR REASONING</w:t>
+            </w:r>
+          </w:p>
+        </w:tc>
+      </w:tr>
+      <w:tr>
+        <w:trPr>
+          <w:cantSplit/>
+        </w:trPr>
+        <w:tc>
+          <w:tcPr>
+            <w:tcW w:type="dxa" w:w="2800"/>
+            <w:tcMar>
+              <w:top w:type="dxa" w:w="80"/>
+              <w:left w:type="dxa" w:w="100"/>
+              <w:bottom w:type="dxa" w:w="80"/>
+              <w:right w:type="dxa" w:w="100"/>
+            </w:tcMar>
+            <w:vAlign w:val="top"/>
+          </w:tcPr>
+          <w:p>
+            <w:pPr>
+              <w:spacing w:after="40" w:before="0"/>
+            </w:pPr>
+            <w:r>
+              <w:rPr>
+                <w:b/>
+                <w:bCs/>
+                <w:color w:val="0F2B3C"/>
+                <w:sz w:val="20"/>
+                <w:szCs w:val="20"/>
+              </w:rPr>
+              <w:t xml:space="preserve">3.  How many steps from 0 to the number 0?</w:t>
+            </w:r>
+          </w:p>
+        </w:tc>
+        <w:tc>
+          <w:tcPr>
+            <w:tcW w:type="dxa" w:w="3560"/>
+            <w:tcMar>
+              <w:top w:type="dxa" w:w="80"/>
+              <w:left w:type="dxa" w:w="100"/>
+              <w:bottom w:type="dxa" w:w="80"/>
+              <w:right w:type="dxa" w:w="100"/>
+            </w:tcMar>
+            <w:vAlign w:val="top"/>
+          </w:tcPr>
+          <w:p>
+            <w:pPr>
+              <w:spacing w:after="50" w:before="0"/>
+            </w:pPr>
+            <w:r>
+              <w:rPr>
+                <w:color w:val="BBBBBB"/>
+                <w:sz w:val="18"/>
+                <w:szCs w:val="18"/>
+              </w:rPr>
+              <w:t xml:space="preserve">____________________________</w:t>
+            </w:r>
+          </w:p>
+          <w:p>
+            <w:pPr>
+              <w:spacing w:after="50" w:before="0"/>
+            </w:pPr>
+            <w:r>
+              <w:rPr>
+                <w:color w:val="BBBBBB"/>
+                <w:sz w:val="18"/>
+                <w:szCs w:val="18"/>
+              </w:rPr>
+              <w:t xml:space="preserve">____________________________</w:t>
+            </w:r>
+          </w:p>
+          <w:p>
+            <w:pPr>
+              <w:spacing w:after="50" w:before="0"/>
+            </w:pPr>
+            <w:r>
+              <w:rPr>
+                <w:color w:val="BBBBBB"/>
+                <w:sz w:val="18"/>
+                <w:szCs w:val="18"/>
+              </w:rPr>
+              <w:t xml:space="preserve">____________________________</w:t>
+            </w:r>
+          </w:p>
+          <w:p>
+            <w:pPr>
+              <w:spacing w:after="50" w:before="0"/>
+            </w:pPr>
+            <w:r>
+              <w:rPr>
+                <w:color w:val="BBBBBB"/>
+                <w:sz w:val="18"/>
+                <w:szCs w:val="18"/>
+              </w:rPr>
+              <w:t xml:space="preserve">____________________________</w:t>
+            </w:r>
+          </w:p>
+        </w:tc>
+        <w:tc>
+          <w:tcPr>
+            <w:tcW w:type="dxa" w:w="3000"/>
+            <w:shd w:fill="FBF3E2" w:color="auto" w:val="clear"/>
+            <w:tcMar>
+              <w:top w:type="dxa" w:w="80"/>
+              <w:left w:type="dxa" w:w="100"/>
+              <w:bottom w:type="dxa" w:w="80"/>
+              <w:right w:type="dxa" w:w="100"/>
+            </w:tcMar>
+            <w:vAlign w:val="top"/>
+          </w:tcPr>
+          <w:p>
+            <w:pPr>
+              <w:spacing w:after="30" w:before="0"/>
+            </w:pPr>
+            <w:r>
+              <w:rPr>
+                <w:b/>
+                <w:bCs/>
+                <w:color w:val="0F2B3C"/>
+                <w:sz w:val="18"/>
+                <w:szCs w:val="18"/>
+              </w:rPr>
+              <w:t xml:space="preserve">Because... ________________</w:t>
+            </w:r>
+          </w:p>
+          <w:p>
+            <w:pPr>
+              <w:spacing w:after="50" w:before="0"/>
+            </w:pPr>
+            <w:r>
+              <w:rPr>
+                <w:color w:val="BBBBBB"/>
+                <w:sz w:val="18"/>
+                <w:szCs w:val="18"/>
+              </w:rPr>
+              <w:t xml:space="preserve">____________________________</w:t>
+            </w:r>
+          </w:p>
+          <w:p>
+            <w:pPr>
+              <w:spacing w:after="30" w:before="40"/>
+            </w:pPr>
+            <w:r>
+              <w:rPr>
+                <w:b/>
+                <w:bCs/>
+                <w:color w:val="1A6FB5"/>
+                <w:sz w:val="18"/>
+                <w:szCs w:val="18"/>
+              </w:rPr>
+              <w:t xml:space="preserve">Although... _______________</w:t>
+            </w:r>
+          </w:p>
+          <w:p>
+            <w:pPr>
+              <w:spacing w:after="50" w:before="0"/>
+            </w:pPr>
+            <w:r>
+              <w:rPr>
+                <w:color w:val="BBBBBB"/>
+                <w:sz w:val="18"/>
+                <w:szCs w:val="18"/>
+              </w:rPr>
+              <w:t xml:space="preserve">____________________________</w:t>
+            </w:r>
+          </w:p>
+          <w:p>
+            <w:pPr>
+              <w:spacing w:after="30" w:before="40"/>
+            </w:pPr>
+            <w:r>
+              <w:rPr>
+                <w:b/>
+                <w:bCs/>
+                <w:color w:val="7A5400"/>
+                <w:sz w:val="18"/>
+                <w:szCs w:val="18"/>
+              </w:rPr>
+              <w:t xml:space="preserve">Therefore... ______________</w:t>
+            </w:r>
+          </w:p>
+          <w:p>
+            <w:pPr>
+              <w:spacing w:after="50" w:before="0"/>
+            </w:pPr>
+            <w:r>
+              <w:rPr>
+                <w:color w:val="BBBBBB"/>
+                <w:sz w:val="18"/>
+                <w:szCs w:val="18"/>
+              </w:rPr>
+              <w:t xml:space="preserve">____________________________</w:t>
+            </w:r>
+          </w:p>
+        </w:tc>
+      </w:tr>
+    </w:tbl>
+    <w:p>
+      <w:pPr>
+        <w:spacing w:after="60" w:before="0"/>
+      </w:pPr>
+      <w:r>
+        <w:t xml:space="preserve"/>
       </w:r>
     </w:p>
     <w:p>
@@ -225,63 +2326,629 @@
         <w:t xml:space="preserve">Distance is always counted as steps.</w:t>
       </w:r>
     </w:p>
-    <w:p>
-      <w:pPr>
-        <w:spacing w:after="40" w:before="0"/>
-      </w:pPr>
-      <w:r>
-        <w:rPr>
-          <w:sz w:val="22"/>
-          <w:szCs w:val="22"/>
-        </w:rPr>
-        <w:t xml:space="preserve">1.  Which is the opposite direction of left?</w:t>
-      </w:r>
-    </w:p>
-    <w:p>
-      <w:pPr>
-        <w:spacing w:after="40" w:before="0"/>
-      </w:pPr>
-      <w:r>
-        <w:rPr>
-          <w:color w:val="5E6E7E"/>
-          <w:sz w:val="20"/>
-          <w:szCs w:val="20"/>
-        </w:rPr>
-        <w:t xml:space="preserve">     choices: Down   /   Right   /   Up</w:t>
-      </w:r>
-    </w:p>
-    <w:p>
-      <w:pPr>
-        <w:spacing w:after="80" w:before="0"/>
-      </w:pPr>
-      <w:r>
-        <w:rPr>
-          <w:color w:val="BBBBBB"/>
-        </w:rPr>
-        <w:t xml:space="preserve">____________________________________________________</w:t>
-      </w:r>
-    </w:p>
-    <w:p>
-      <w:pPr>
-        <w:spacing w:after="40" w:before="0"/>
-      </w:pPr>
-      <w:r>
-        <w:rPr>
-          <w:sz w:val="22"/>
-          <w:szCs w:val="22"/>
-        </w:rPr>
-        <w:t xml:space="preserve">2.  A frog jumps 6 steps left of 0, then counts how far it is from 0. What is the distance?</w:t>
-      </w:r>
-    </w:p>
-    <w:p>
-      <w:pPr>
-        <w:spacing w:after="80" w:before="0"/>
-      </w:pPr>
-      <w:r>
-        <w:rPr>
-          <w:color w:val="BBBBBB"/>
-        </w:rPr>
-        <w:t xml:space="preserve">____________________________________________________</w:t>
+    <w:tbl>
+      <w:tblPr>
+        <w:tblW w:type="dxa" w:w="9360"/>
+        <w:tblBorders>
+          <w:top w:val="single" w:color="C7D2DD" w:sz="6"/>
+          <w:left w:val="single" w:color="C7D2DD" w:sz="6"/>
+          <w:bottom w:val="single" w:color="C7D2DD" w:sz="6"/>
+          <w:right w:val="single" w:color="C7D2DD" w:sz="6"/>
+          <w:insideH w:val="single" w:color="C7D2DD" w:sz="6"/>
+          <w:insideV w:val="single" w:color="C7D2DD" w:sz="6"/>
+        </w:tblBorders>
+      </w:tblPr>
+      <w:tblGrid>
+        <w:gridCol w:w="2800"/>
+        <w:gridCol w:w="3560"/>
+        <w:gridCol w:w="3000"/>
+      </w:tblGrid>
+      <w:tr>
+        <w:trPr>
+          <w:cantSplit/>
+          <w:tblHeader/>
+        </w:trPr>
+        <w:tc>
+          <w:tcPr>
+            <w:tcW w:type="dxa" w:w="2800"/>
+            <w:shd w:fill="EEF4F8" w:color="auto" w:val="clear"/>
+            <w:tcMar>
+              <w:top w:type="dxa" w:w="60"/>
+              <w:left w:type="dxa" w:w="100"/>
+              <w:bottom w:type="dxa" w:w="60"/>
+              <w:right w:type="dxa" w:w="100"/>
+            </w:tcMar>
+          </w:tcPr>
+          <w:p>
+            <w:pPr>
+              <w:spacing w:after="0" w:before="0"/>
+            </w:pPr>
+            <w:r>
+              <w:rPr>
+                <w:b/>
+                <w:bCs/>
+                <w:color w:val="0F2B3C"/>
+                <w:sz w:val="16"/>
+                <w:szCs w:val="16"/>
+              </w:rPr>
+              <w:t xml:space="preserve">CORE PROBLEM / GIVEN REPRESENTATION</w:t>
+            </w:r>
+          </w:p>
+        </w:tc>
+        <w:tc>
+          <w:tcPr>
+            <w:tcW w:type="dxa" w:w="3560"/>
+            <w:shd w:fill="EEF4F8" w:color="auto" w:val="clear"/>
+            <w:tcMar>
+              <w:top w:type="dxa" w:w="60"/>
+              <w:left w:type="dxa" w:w="100"/>
+              <w:bottom w:type="dxa" w:w="60"/>
+              <w:right w:type="dxa" w:w="100"/>
+            </w:tcMar>
+          </w:tcPr>
+          <w:p>
+            <w:pPr>
+              <w:spacing w:after="0" w:before="0"/>
+            </w:pPr>
+            <w:r>
+              <w:rPr>
+                <w:b/>
+                <w:bCs/>
+                <w:color w:val="0F2B3C"/>
+                <w:sz w:val="16"/>
+                <w:szCs w:val="16"/>
+              </w:rPr>
+              <w:t xml:space="preserve">WORKING SPACE / CALCULATION STEPS</w:t>
+            </w:r>
+          </w:p>
+        </w:tc>
+        <w:tc>
+          <w:tcPr>
+            <w:tcW w:type="dxa" w:w="3000"/>
+            <w:shd w:fill="FBF3E2" w:color="auto" w:val="clear"/>
+            <w:tcMar>
+              <w:top w:type="dxa" w:w="60"/>
+              <w:left w:type="dxa" w:w="100"/>
+              <w:bottom w:type="dxa" w:w="60"/>
+              <w:right w:type="dxa" w:w="100"/>
+            </w:tcMar>
+          </w:tcPr>
+          <w:p>
+            <w:pPr>
+              <w:spacing w:after="0" w:before="0"/>
+            </w:pPr>
+            <w:r>
+              <w:rPr>
+                <w:b/>
+                <w:bCs/>
+                <w:color w:val="7A5400"/>
+                <w:sz w:val="16"/>
+                <w:szCs w:val="16"/>
+              </w:rPr>
+              <w:t xml:space="preserve">EXPLAIN YOUR REASONING</w:t>
+            </w:r>
+          </w:p>
+        </w:tc>
+      </w:tr>
+      <w:tr>
+        <w:trPr>
+          <w:cantSplit/>
+        </w:trPr>
+        <w:tc>
+          <w:tcPr>
+            <w:tcW w:type="dxa" w:w="2800"/>
+            <w:tcMar>
+              <w:top w:type="dxa" w:w="80"/>
+              <w:left w:type="dxa" w:w="100"/>
+              <w:bottom w:type="dxa" w:w="80"/>
+              <w:right w:type="dxa" w:w="100"/>
+            </w:tcMar>
+            <w:vAlign w:val="top"/>
+          </w:tcPr>
+          <w:p>
+            <w:pPr>
+              <w:spacing w:after="40" w:before="0"/>
+            </w:pPr>
+            <w:r>
+              <w:rPr>
+                <w:b/>
+                <w:bCs/>
+                <w:color w:val="0F2B3C"/>
+                <w:sz w:val="20"/>
+                <w:szCs w:val="20"/>
+              </w:rPr>
+              <w:t xml:space="preserve">1.  Which is the opposite direction of left?</w:t>
+            </w:r>
+          </w:p>
+          <w:p>
+            <w:pPr>
+              <w:spacing w:after="0" w:before="0"/>
+            </w:pPr>
+            <w:r>
+              <w:rPr>
+                <w:color w:val="5E6E7E"/>
+                <w:sz w:val="18"/>
+                <w:szCs w:val="18"/>
+              </w:rPr>
+              <w:t xml:space="preserve">Choices: Down   /   Right   /   Up</w:t>
+            </w:r>
+          </w:p>
+        </w:tc>
+        <w:tc>
+          <w:tcPr>
+            <w:tcW w:type="dxa" w:w="3560"/>
+            <w:tcMar>
+              <w:top w:type="dxa" w:w="80"/>
+              <w:left w:type="dxa" w:w="100"/>
+              <w:bottom w:type="dxa" w:w="80"/>
+              <w:right w:type="dxa" w:w="100"/>
+            </w:tcMar>
+            <w:vAlign w:val="top"/>
+          </w:tcPr>
+          <w:p>
+            <w:pPr>
+              <w:spacing w:after="50" w:before="0"/>
+            </w:pPr>
+            <w:r>
+              <w:rPr>
+                <w:color w:val="BBBBBB"/>
+                <w:sz w:val="18"/>
+                <w:szCs w:val="18"/>
+              </w:rPr>
+              <w:t xml:space="preserve">____________________________</w:t>
+            </w:r>
+          </w:p>
+          <w:p>
+            <w:pPr>
+              <w:spacing w:after="50" w:before="0"/>
+            </w:pPr>
+            <w:r>
+              <w:rPr>
+                <w:color w:val="BBBBBB"/>
+                <w:sz w:val="18"/>
+                <w:szCs w:val="18"/>
+              </w:rPr>
+              <w:t xml:space="preserve">____________________________</w:t>
+            </w:r>
+          </w:p>
+          <w:p>
+            <w:pPr>
+              <w:spacing w:after="50" w:before="0"/>
+            </w:pPr>
+            <w:r>
+              <w:rPr>
+                <w:color w:val="BBBBBB"/>
+                <w:sz w:val="18"/>
+                <w:szCs w:val="18"/>
+              </w:rPr>
+              <w:t xml:space="preserve">____________________________</w:t>
+            </w:r>
+          </w:p>
+          <w:p>
+            <w:pPr>
+              <w:spacing w:after="50" w:before="0"/>
+            </w:pPr>
+            <w:r>
+              <w:rPr>
+                <w:color w:val="BBBBBB"/>
+                <w:sz w:val="18"/>
+                <w:szCs w:val="18"/>
+              </w:rPr>
+              <w:t xml:space="preserve">____________________________</w:t>
+            </w:r>
+          </w:p>
+        </w:tc>
+        <w:tc>
+          <w:tcPr>
+            <w:tcW w:type="dxa" w:w="3000"/>
+            <w:shd w:fill="FBF3E2" w:color="auto" w:val="clear"/>
+            <w:tcMar>
+              <w:top w:type="dxa" w:w="80"/>
+              <w:left w:type="dxa" w:w="100"/>
+              <w:bottom w:type="dxa" w:w="80"/>
+              <w:right w:type="dxa" w:w="100"/>
+            </w:tcMar>
+            <w:vAlign w:val="top"/>
+          </w:tcPr>
+          <w:p>
+            <w:pPr>
+              <w:spacing w:after="30" w:before="0"/>
+            </w:pPr>
+            <w:r>
+              <w:rPr>
+                <w:b/>
+                <w:bCs/>
+                <w:color w:val="0F2B3C"/>
+                <w:sz w:val="18"/>
+                <w:szCs w:val="18"/>
+              </w:rPr>
+              <w:t xml:space="preserve">Because... ________________</w:t>
+            </w:r>
+          </w:p>
+          <w:p>
+            <w:pPr>
+              <w:spacing w:after="50" w:before="0"/>
+            </w:pPr>
+            <w:r>
+              <w:rPr>
+                <w:color w:val="BBBBBB"/>
+                <w:sz w:val="18"/>
+                <w:szCs w:val="18"/>
+              </w:rPr>
+              <w:t xml:space="preserve">____________________________</w:t>
+            </w:r>
+          </w:p>
+          <w:p>
+            <w:pPr>
+              <w:spacing w:after="30" w:before="40"/>
+            </w:pPr>
+            <w:r>
+              <w:rPr>
+                <w:b/>
+                <w:bCs/>
+                <w:color w:val="1A6FB5"/>
+                <w:sz w:val="18"/>
+                <w:szCs w:val="18"/>
+              </w:rPr>
+              <w:t xml:space="preserve">Although... _______________</w:t>
+            </w:r>
+          </w:p>
+          <w:p>
+            <w:pPr>
+              <w:spacing w:after="50" w:before="0"/>
+            </w:pPr>
+            <w:r>
+              <w:rPr>
+                <w:color w:val="BBBBBB"/>
+                <w:sz w:val="18"/>
+                <w:szCs w:val="18"/>
+              </w:rPr>
+              <w:t xml:space="preserve">____________________________</w:t>
+            </w:r>
+          </w:p>
+          <w:p>
+            <w:pPr>
+              <w:spacing w:after="30" w:before="40"/>
+            </w:pPr>
+            <w:r>
+              <w:rPr>
+                <w:b/>
+                <w:bCs/>
+                <w:color w:val="7A5400"/>
+                <w:sz w:val="18"/>
+                <w:szCs w:val="18"/>
+              </w:rPr>
+              <w:t xml:space="preserve">Therefore... ______________</w:t>
+            </w:r>
+          </w:p>
+          <w:p>
+            <w:pPr>
+              <w:spacing w:after="50" w:before="0"/>
+            </w:pPr>
+            <w:r>
+              <w:rPr>
+                <w:color w:val="BBBBBB"/>
+                <w:sz w:val="18"/>
+                <w:szCs w:val="18"/>
+              </w:rPr>
+              <w:t xml:space="preserve">____________________________</w:t>
+            </w:r>
+          </w:p>
+        </w:tc>
+      </w:tr>
+    </w:tbl>
+    <w:p>
+      <w:pPr>
+        <w:spacing w:after="60" w:before="0"/>
+      </w:pPr>
+      <w:r>
+        <w:t xml:space="preserve"/>
+      </w:r>
+    </w:p>
+    <w:tbl>
+      <w:tblPr>
+        <w:tblW w:type="dxa" w:w="9360"/>
+        <w:tblBorders>
+          <w:top w:val="single" w:color="C7D2DD" w:sz="6"/>
+          <w:left w:val="single" w:color="C7D2DD" w:sz="6"/>
+          <w:bottom w:val="single" w:color="C7D2DD" w:sz="6"/>
+          <w:right w:val="single" w:color="C7D2DD" w:sz="6"/>
+          <w:insideH w:val="single" w:color="C7D2DD" w:sz="6"/>
+          <w:insideV w:val="single" w:color="C7D2DD" w:sz="6"/>
+        </w:tblBorders>
+      </w:tblPr>
+      <w:tblGrid>
+        <w:gridCol w:w="2800"/>
+        <w:gridCol w:w="3560"/>
+        <w:gridCol w:w="3000"/>
+      </w:tblGrid>
+      <w:tr>
+        <w:trPr>
+          <w:cantSplit/>
+          <w:tblHeader/>
+        </w:trPr>
+        <w:tc>
+          <w:tcPr>
+            <w:tcW w:type="dxa" w:w="2800"/>
+            <w:shd w:fill="EEF4F8" w:color="auto" w:val="clear"/>
+            <w:tcMar>
+              <w:top w:type="dxa" w:w="60"/>
+              <w:left w:type="dxa" w:w="100"/>
+              <w:bottom w:type="dxa" w:w="60"/>
+              <w:right w:type="dxa" w:w="100"/>
+            </w:tcMar>
+          </w:tcPr>
+          <w:p>
+            <w:pPr>
+              <w:spacing w:after="0" w:before="0"/>
+            </w:pPr>
+            <w:r>
+              <w:rPr>
+                <w:b/>
+                <w:bCs/>
+                <w:color w:val="0F2B3C"/>
+                <w:sz w:val="16"/>
+                <w:szCs w:val="16"/>
+              </w:rPr>
+              <w:t xml:space="preserve">CORE PROBLEM / GIVEN REPRESENTATION</w:t>
+            </w:r>
+          </w:p>
+        </w:tc>
+        <w:tc>
+          <w:tcPr>
+            <w:tcW w:type="dxa" w:w="3560"/>
+            <w:shd w:fill="EEF4F8" w:color="auto" w:val="clear"/>
+            <w:tcMar>
+              <w:top w:type="dxa" w:w="60"/>
+              <w:left w:type="dxa" w:w="100"/>
+              <w:bottom w:type="dxa" w:w="60"/>
+              <w:right w:type="dxa" w:w="100"/>
+            </w:tcMar>
+          </w:tcPr>
+          <w:p>
+            <w:pPr>
+              <w:spacing w:after="0" w:before="0"/>
+            </w:pPr>
+            <w:r>
+              <w:rPr>
+                <w:b/>
+                <w:bCs/>
+                <w:color w:val="0F2B3C"/>
+                <w:sz w:val="16"/>
+                <w:szCs w:val="16"/>
+              </w:rPr>
+              <w:t xml:space="preserve">WORKING SPACE / CALCULATION STEPS</w:t>
+            </w:r>
+          </w:p>
+        </w:tc>
+        <w:tc>
+          <w:tcPr>
+            <w:tcW w:type="dxa" w:w="3000"/>
+            <w:shd w:fill="FBF3E2" w:color="auto" w:val="clear"/>
+            <w:tcMar>
+              <w:top w:type="dxa" w:w="60"/>
+              <w:left w:type="dxa" w:w="100"/>
+              <w:bottom w:type="dxa" w:w="60"/>
+              <w:right w:type="dxa" w:w="100"/>
+            </w:tcMar>
+          </w:tcPr>
+          <w:p>
+            <w:pPr>
+              <w:spacing w:after="0" w:before="0"/>
+            </w:pPr>
+            <w:r>
+              <w:rPr>
+                <w:b/>
+                <w:bCs/>
+                <w:color w:val="7A5400"/>
+                <w:sz w:val="16"/>
+                <w:szCs w:val="16"/>
+              </w:rPr>
+              <w:t xml:space="preserve">EXPLAIN YOUR REASONING</w:t>
+            </w:r>
+          </w:p>
+        </w:tc>
+      </w:tr>
+      <w:tr>
+        <w:trPr>
+          <w:cantSplit/>
+        </w:trPr>
+        <w:tc>
+          <w:tcPr>
+            <w:tcW w:type="dxa" w:w="2800"/>
+            <w:tcMar>
+              <w:top w:type="dxa" w:w="80"/>
+              <w:left w:type="dxa" w:w="100"/>
+              <w:bottom w:type="dxa" w:w="80"/>
+              <w:right w:type="dxa" w:w="100"/>
+            </w:tcMar>
+            <w:vAlign w:val="top"/>
+          </w:tcPr>
+          <w:p>
+            <w:pPr>
+              <w:spacing w:after="40" w:before="0"/>
+            </w:pPr>
+            <w:r>
+              <w:rPr>
+                <w:b/>
+                <w:bCs/>
+                <w:color w:val="0F2B3C"/>
+                <w:sz w:val="20"/>
+                <w:szCs w:val="20"/>
+              </w:rPr>
+              <w:t xml:space="preserve">2.  A frog jumps 6 steps left of 0, then counts how far it is from 0. What is the distance?</w:t>
+            </w:r>
+          </w:p>
+        </w:tc>
+        <w:tc>
+          <w:tcPr>
+            <w:tcW w:type="dxa" w:w="3560"/>
+            <w:tcMar>
+              <w:top w:type="dxa" w:w="80"/>
+              <w:left w:type="dxa" w:w="100"/>
+              <w:bottom w:type="dxa" w:w="80"/>
+              <w:right w:type="dxa" w:w="100"/>
+            </w:tcMar>
+            <w:vAlign w:val="top"/>
+          </w:tcPr>
+          <w:p>
+            <w:pPr>
+              <w:spacing w:after="50" w:before="0"/>
+            </w:pPr>
+            <w:r>
+              <w:rPr>
+                <w:color w:val="BBBBBB"/>
+                <w:sz w:val="18"/>
+                <w:szCs w:val="18"/>
+              </w:rPr>
+              <w:t xml:space="preserve">____________________________</w:t>
+            </w:r>
+          </w:p>
+          <w:p>
+            <w:pPr>
+              <w:spacing w:after="50" w:before="0"/>
+            </w:pPr>
+            <w:r>
+              <w:rPr>
+                <w:color w:val="BBBBBB"/>
+                <w:sz w:val="18"/>
+                <w:szCs w:val="18"/>
+              </w:rPr>
+              <w:t xml:space="preserve">____________________________</w:t>
+            </w:r>
+          </w:p>
+          <w:p>
+            <w:pPr>
+              <w:spacing w:after="50" w:before="0"/>
+            </w:pPr>
+            <w:r>
+              <w:rPr>
+                <w:color w:val="BBBBBB"/>
+                <w:sz w:val="18"/>
+                <w:szCs w:val="18"/>
+              </w:rPr>
+              <w:t xml:space="preserve">____________________________</w:t>
+            </w:r>
+          </w:p>
+          <w:p>
+            <w:pPr>
+              <w:spacing w:after="50" w:before="0"/>
+            </w:pPr>
+            <w:r>
+              <w:rPr>
+                <w:color w:val="BBBBBB"/>
+                <w:sz w:val="18"/>
+                <w:szCs w:val="18"/>
+              </w:rPr>
+              <w:t xml:space="preserve">____________________________</w:t>
+            </w:r>
+          </w:p>
+        </w:tc>
+        <w:tc>
+          <w:tcPr>
+            <w:tcW w:type="dxa" w:w="3000"/>
+            <w:shd w:fill="FBF3E2" w:color="auto" w:val="clear"/>
+            <w:tcMar>
+              <w:top w:type="dxa" w:w="80"/>
+              <w:left w:type="dxa" w:w="100"/>
+              <w:bottom w:type="dxa" w:w="80"/>
+              <w:right w:type="dxa" w:w="100"/>
+            </w:tcMar>
+            <w:vAlign w:val="top"/>
+          </w:tcPr>
+          <w:p>
+            <w:pPr>
+              <w:spacing w:after="30" w:before="0"/>
+            </w:pPr>
+            <w:r>
+              <w:rPr>
+                <w:b/>
+                <w:bCs/>
+                <w:color w:val="0F2B3C"/>
+                <w:sz w:val="18"/>
+                <w:szCs w:val="18"/>
+              </w:rPr>
+              <w:t xml:space="preserve">Because... ________________</w:t>
+            </w:r>
+          </w:p>
+          <w:p>
+            <w:pPr>
+              <w:spacing w:after="50" w:before="0"/>
+            </w:pPr>
+            <w:r>
+              <w:rPr>
+                <w:color w:val="BBBBBB"/>
+                <w:sz w:val="18"/>
+                <w:szCs w:val="18"/>
+              </w:rPr>
+              <w:t xml:space="preserve">____________________________</w:t>
+            </w:r>
+          </w:p>
+          <w:p>
+            <w:pPr>
+              <w:spacing w:after="30" w:before="40"/>
+            </w:pPr>
+            <w:r>
+              <w:rPr>
+                <w:b/>
+                <w:bCs/>
+                <w:color w:val="1A6FB5"/>
+                <w:sz w:val="18"/>
+                <w:szCs w:val="18"/>
+              </w:rPr>
+              <w:t xml:space="preserve">Although... _______________</w:t>
+            </w:r>
+          </w:p>
+          <w:p>
+            <w:pPr>
+              <w:spacing w:after="50" w:before="0"/>
+            </w:pPr>
+            <w:r>
+              <w:rPr>
+                <w:color w:val="BBBBBB"/>
+                <w:sz w:val="18"/>
+                <w:szCs w:val="18"/>
+              </w:rPr>
+              <w:t xml:space="preserve">____________________________</w:t>
+            </w:r>
+          </w:p>
+          <w:p>
+            <w:pPr>
+              <w:spacing w:after="30" w:before="40"/>
+            </w:pPr>
+            <w:r>
+              <w:rPr>
+                <w:b/>
+                <w:bCs/>
+                <w:color w:val="7A5400"/>
+                <w:sz w:val="18"/>
+                <w:szCs w:val="18"/>
+              </w:rPr>
+              <w:t xml:space="preserve">Therefore... ______________</w:t>
+            </w:r>
+          </w:p>
+          <w:p>
+            <w:pPr>
+              <w:spacing w:after="50" w:before="0"/>
+            </w:pPr>
+            <w:r>
+              <w:rPr>
+                <w:color w:val="BBBBBB"/>
+                <w:sz w:val="18"/>
+                <w:szCs w:val="18"/>
+              </w:rPr>
+              <w:t xml:space="preserve">____________________________</w:t>
+            </w:r>
+          </w:p>
+        </w:tc>
+      </w:tr>
+    </w:tbl>
+    <w:p>
+      <w:pPr>
+        <w:spacing w:after="60" w:before="0"/>
+      </w:pPr>
+      <w:r>
+        <w:t xml:space="preserve"/>
       </w:r>
     </w:p>
     <w:p>
@@ -313,63 +2980,629 @@
         <w:t xml:space="preserve">Stretch into distance thinking.</w:t>
       </w:r>
     </w:p>
-    <w:p>
-      <w:pPr>
-        <w:spacing w:after="40" w:before="0"/>
-      </w:pPr>
-      <w:r>
-        <w:rPr>
-          <w:sz w:val="22"/>
-          <w:szCs w:val="22"/>
-        </w:rPr>
-        <w:t xml:space="preserve">1.  Point A is 9 steps right of 0. Point B is at 0. How far apart are they?</w:t>
-      </w:r>
-    </w:p>
-    <w:p>
-      <w:pPr>
-        <w:spacing w:after="80" w:before="0"/>
-      </w:pPr>
-      <w:r>
-        <w:rPr>
-          <w:color w:val="BBBBBB"/>
-        </w:rPr>
-        <w:t xml:space="preserve">____________________________________________________</w:t>
-      </w:r>
-    </w:p>
-    <w:p>
-      <w:pPr>
-        <w:spacing w:after="40" w:before="0"/>
-      </w:pPr>
-      <w:r>
-        <w:rPr>
-          <w:sz w:val="22"/>
-          <w:szCs w:val="22"/>
-        </w:rPr>
-        <w:t xml:space="preserve">2.  Which is farther from 0: a point 4 steps left, or a point 6 steps right?</w:t>
-      </w:r>
-    </w:p>
-    <w:p>
-      <w:pPr>
-        <w:spacing w:after="40" w:before="0"/>
-      </w:pPr>
-      <w:r>
-        <w:rPr>
-          <w:color w:val="5E6E7E"/>
-          <w:sz w:val="20"/>
-          <w:szCs w:val="20"/>
-        </w:rPr>
-        <w:t xml:space="preserve">     choices: 4 steps left   /   6 steps right</w:t>
-      </w:r>
-    </w:p>
-    <w:p>
-      <w:pPr>
-        <w:spacing w:after="80" w:before="0"/>
-      </w:pPr>
-      <w:r>
-        <w:rPr>
-          <w:color w:val="BBBBBB"/>
-        </w:rPr>
-        <w:t xml:space="preserve">____________________________________________________</w:t>
+    <w:tbl>
+      <w:tblPr>
+        <w:tblW w:type="dxa" w:w="9360"/>
+        <w:tblBorders>
+          <w:top w:val="single" w:color="C7D2DD" w:sz="6"/>
+          <w:left w:val="single" w:color="C7D2DD" w:sz="6"/>
+          <w:bottom w:val="single" w:color="C7D2DD" w:sz="6"/>
+          <w:right w:val="single" w:color="C7D2DD" w:sz="6"/>
+          <w:insideH w:val="single" w:color="C7D2DD" w:sz="6"/>
+          <w:insideV w:val="single" w:color="C7D2DD" w:sz="6"/>
+        </w:tblBorders>
+      </w:tblPr>
+      <w:tblGrid>
+        <w:gridCol w:w="2800"/>
+        <w:gridCol w:w="3560"/>
+        <w:gridCol w:w="3000"/>
+      </w:tblGrid>
+      <w:tr>
+        <w:trPr>
+          <w:cantSplit/>
+          <w:tblHeader/>
+        </w:trPr>
+        <w:tc>
+          <w:tcPr>
+            <w:tcW w:type="dxa" w:w="2800"/>
+            <w:shd w:fill="EEF4F8" w:color="auto" w:val="clear"/>
+            <w:tcMar>
+              <w:top w:type="dxa" w:w="60"/>
+              <w:left w:type="dxa" w:w="100"/>
+              <w:bottom w:type="dxa" w:w="60"/>
+              <w:right w:type="dxa" w:w="100"/>
+            </w:tcMar>
+          </w:tcPr>
+          <w:p>
+            <w:pPr>
+              <w:spacing w:after="0" w:before="0"/>
+            </w:pPr>
+            <w:r>
+              <w:rPr>
+                <w:b/>
+                <w:bCs/>
+                <w:color w:val="0F2B3C"/>
+                <w:sz w:val="16"/>
+                <w:szCs w:val="16"/>
+              </w:rPr>
+              <w:t xml:space="preserve">CORE PROBLEM / GIVEN REPRESENTATION</w:t>
+            </w:r>
+          </w:p>
+        </w:tc>
+        <w:tc>
+          <w:tcPr>
+            <w:tcW w:type="dxa" w:w="3560"/>
+            <w:shd w:fill="EEF4F8" w:color="auto" w:val="clear"/>
+            <w:tcMar>
+              <w:top w:type="dxa" w:w="60"/>
+              <w:left w:type="dxa" w:w="100"/>
+              <w:bottom w:type="dxa" w:w="60"/>
+              <w:right w:type="dxa" w:w="100"/>
+            </w:tcMar>
+          </w:tcPr>
+          <w:p>
+            <w:pPr>
+              <w:spacing w:after="0" w:before="0"/>
+            </w:pPr>
+            <w:r>
+              <w:rPr>
+                <w:b/>
+                <w:bCs/>
+                <w:color w:val="0F2B3C"/>
+                <w:sz w:val="16"/>
+                <w:szCs w:val="16"/>
+              </w:rPr>
+              <w:t xml:space="preserve">WORKING SPACE / CALCULATION STEPS</w:t>
+            </w:r>
+          </w:p>
+        </w:tc>
+        <w:tc>
+          <w:tcPr>
+            <w:tcW w:type="dxa" w:w="3000"/>
+            <w:shd w:fill="FBF3E2" w:color="auto" w:val="clear"/>
+            <w:tcMar>
+              <w:top w:type="dxa" w:w="60"/>
+              <w:left w:type="dxa" w:w="100"/>
+              <w:bottom w:type="dxa" w:w="60"/>
+              <w:right w:type="dxa" w:w="100"/>
+            </w:tcMar>
+          </w:tcPr>
+          <w:p>
+            <w:pPr>
+              <w:spacing w:after="0" w:before="0"/>
+            </w:pPr>
+            <w:r>
+              <w:rPr>
+                <w:b/>
+                <w:bCs/>
+                <w:color w:val="7A5400"/>
+                <w:sz w:val="16"/>
+                <w:szCs w:val="16"/>
+              </w:rPr>
+              <w:t xml:space="preserve">EXPLAIN YOUR REASONING</w:t>
+            </w:r>
+          </w:p>
+        </w:tc>
+      </w:tr>
+      <w:tr>
+        <w:trPr>
+          <w:cantSplit/>
+        </w:trPr>
+        <w:tc>
+          <w:tcPr>
+            <w:tcW w:type="dxa" w:w="2800"/>
+            <w:tcMar>
+              <w:top w:type="dxa" w:w="80"/>
+              <w:left w:type="dxa" w:w="100"/>
+              <w:bottom w:type="dxa" w:w="80"/>
+              <w:right w:type="dxa" w:w="100"/>
+            </w:tcMar>
+            <w:vAlign w:val="top"/>
+          </w:tcPr>
+          <w:p>
+            <w:pPr>
+              <w:spacing w:after="40" w:before="0"/>
+            </w:pPr>
+            <w:r>
+              <w:rPr>
+                <w:b/>
+                <w:bCs/>
+                <w:color w:val="0F2B3C"/>
+                <w:sz w:val="20"/>
+                <w:szCs w:val="20"/>
+              </w:rPr>
+              <w:t xml:space="preserve">1.  Point A is 9 steps right of 0. Point B is at 0. How far apart are they?</w:t>
+            </w:r>
+          </w:p>
+        </w:tc>
+        <w:tc>
+          <w:tcPr>
+            <w:tcW w:type="dxa" w:w="3560"/>
+            <w:tcMar>
+              <w:top w:type="dxa" w:w="80"/>
+              <w:left w:type="dxa" w:w="100"/>
+              <w:bottom w:type="dxa" w:w="80"/>
+              <w:right w:type="dxa" w:w="100"/>
+            </w:tcMar>
+            <w:vAlign w:val="top"/>
+          </w:tcPr>
+          <w:p>
+            <w:pPr>
+              <w:spacing w:after="50" w:before="0"/>
+            </w:pPr>
+            <w:r>
+              <w:rPr>
+                <w:color w:val="BBBBBB"/>
+                <w:sz w:val="18"/>
+                <w:szCs w:val="18"/>
+              </w:rPr>
+              <w:t xml:space="preserve">____________________________</w:t>
+            </w:r>
+          </w:p>
+          <w:p>
+            <w:pPr>
+              <w:spacing w:after="50" w:before="0"/>
+            </w:pPr>
+            <w:r>
+              <w:rPr>
+                <w:color w:val="BBBBBB"/>
+                <w:sz w:val="18"/>
+                <w:szCs w:val="18"/>
+              </w:rPr>
+              <w:t xml:space="preserve">____________________________</w:t>
+            </w:r>
+          </w:p>
+          <w:p>
+            <w:pPr>
+              <w:spacing w:after="50" w:before="0"/>
+            </w:pPr>
+            <w:r>
+              <w:rPr>
+                <w:color w:val="BBBBBB"/>
+                <w:sz w:val="18"/>
+                <w:szCs w:val="18"/>
+              </w:rPr>
+              <w:t xml:space="preserve">____________________________</w:t>
+            </w:r>
+          </w:p>
+          <w:p>
+            <w:pPr>
+              <w:spacing w:after="50" w:before="0"/>
+            </w:pPr>
+            <w:r>
+              <w:rPr>
+                <w:color w:val="BBBBBB"/>
+                <w:sz w:val="18"/>
+                <w:szCs w:val="18"/>
+              </w:rPr>
+              <w:t xml:space="preserve">____________________________</w:t>
+            </w:r>
+          </w:p>
+        </w:tc>
+        <w:tc>
+          <w:tcPr>
+            <w:tcW w:type="dxa" w:w="3000"/>
+            <w:shd w:fill="FBF3E2" w:color="auto" w:val="clear"/>
+            <w:tcMar>
+              <w:top w:type="dxa" w:w="80"/>
+              <w:left w:type="dxa" w:w="100"/>
+              <w:bottom w:type="dxa" w:w="80"/>
+              <w:right w:type="dxa" w:w="100"/>
+            </w:tcMar>
+            <w:vAlign w:val="top"/>
+          </w:tcPr>
+          <w:p>
+            <w:pPr>
+              <w:spacing w:after="30" w:before="0"/>
+            </w:pPr>
+            <w:r>
+              <w:rPr>
+                <w:b/>
+                <w:bCs/>
+                <w:color w:val="0F2B3C"/>
+                <w:sz w:val="18"/>
+                <w:szCs w:val="18"/>
+              </w:rPr>
+              <w:t xml:space="preserve">Because... ________________</w:t>
+            </w:r>
+          </w:p>
+          <w:p>
+            <w:pPr>
+              <w:spacing w:after="50" w:before="0"/>
+            </w:pPr>
+            <w:r>
+              <w:rPr>
+                <w:color w:val="BBBBBB"/>
+                <w:sz w:val="18"/>
+                <w:szCs w:val="18"/>
+              </w:rPr>
+              <w:t xml:space="preserve">____________________________</w:t>
+            </w:r>
+          </w:p>
+          <w:p>
+            <w:pPr>
+              <w:spacing w:after="30" w:before="40"/>
+            </w:pPr>
+            <w:r>
+              <w:rPr>
+                <w:b/>
+                <w:bCs/>
+                <w:color w:val="1A6FB5"/>
+                <w:sz w:val="18"/>
+                <w:szCs w:val="18"/>
+              </w:rPr>
+              <w:t xml:space="preserve">Although... _______________</w:t>
+            </w:r>
+          </w:p>
+          <w:p>
+            <w:pPr>
+              <w:spacing w:after="50" w:before="0"/>
+            </w:pPr>
+            <w:r>
+              <w:rPr>
+                <w:color w:val="BBBBBB"/>
+                <w:sz w:val="18"/>
+                <w:szCs w:val="18"/>
+              </w:rPr>
+              <w:t xml:space="preserve">____________________________</w:t>
+            </w:r>
+          </w:p>
+          <w:p>
+            <w:pPr>
+              <w:spacing w:after="30" w:before="40"/>
+            </w:pPr>
+            <w:r>
+              <w:rPr>
+                <w:b/>
+                <w:bCs/>
+                <w:color w:val="7A5400"/>
+                <w:sz w:val="18"/>
+                <w:szCs w:val="18"/>
+              </w:rPr>
+              <w:t xml:space="preserve">Therefore... ______________</w:t>
+            </w:r>
+          </w:p>
+          <w:p>
+            <w:pPr>
+              <w:spacing w:after="50" w:before="0"/>
+            </w:pPr>
+            <w:r>
+              <w:rPr>
+                <w:color w:val="BBBBBB"/>
+                <w:sz w:val="18"/>
+                <w:szCs w:val="18"/>
+              </w:rPr>
+              <w:t xml:space="preserve">____________________________</w:t>
+            </w:r>
+          </w:p>
+        </w:tc>
+      </w:tr>
+    </w:tbl>
+    <w:p>
+      <w:pPr>
+        <w:spacing w:after="60" w:before="0"/>
+      </w:pPr>
+      <w:r>
+        <w:t xml:space="preserve"/>
+      </w:r>
+    </w:p>
+    <w:tbl>
+      <w:tblPr>
+        <w:tblW w:type="dxa" w:w="9360"/>
+        <w:tblBorders>
+          <w:top w:val="single" w:color="C7D2DD" w:sz="6"/>
+          <w:left w:val="single" w:color="C7D2DD" w:sz="6"/>
+          <w:bottom w:val="single" w:color="C7D2DD" w:sz="6"/>
+          <w:right w:val="single" w:color="C7D2DD" w:sz="6"/>
+          <w:insideH w:val="single" w:color="C7D2DD" w:sz="6"/>
+          <w:insideV w:val="single" w:color="C7D2DD" w:sz="6"/>
+        </w:tblBorders>
+      </w:tblPr>
+      <w:tblGrid>
+        <w:gridCol w:w="2800"/>
+        <w:gridCol w:w="3560"/>
+        <w:gridCol w:w="3000"/>
+      </w:tblGrid>
+      <w:tr>
+        <w:trPr>
+          <w:cantSplit/>
+          <w:tblHeader/>
+        </w:trPr>
+        <w:tc>
+          <w:tcPr>
+            <w:tcW w:type="dxa" w:w="2800"/>
+            <w:shd w:fill="EEF4F8" w:color="auto" w:val="clear"/>
+            <w:tcMar>
+              <w:top w:type="dxa" w:w="60"/>
+              <w:left w:type="dxa" w:w="100"/>
+              <w:bottom w:type="dxa" w:w="60"/>
+              <w:right w:type="dxa" w:w="100"/>
+            </w:tcMar>
+          </w:tcPr>
+          <w:p>
+            <w:pPr>
+              <w:spacing w:after="0" w:before="0"/>
+            </w:pPr>
+            <w:r>
+              <w:rPr>
+                <w:b/>
+                <w:bCs/>
+                <w:color w:val="0F2B3C"/>
+                <w:sz w:val="16"/>
+                <w:szCs w:val="16"/>
+              </w:rPr>
+              <w:t xml:space="preserve">CORE PROBLEM / GIVEN REPRESENTATION</w:t>
+            </w:r>
+          </w:p>
+        </w:tc>
+        <w:tc>
+          <w:tcPr>
+            <w:tcW w:type="dxa" w:w="3560"/>
+            <w:shd w:fill="EEF4F8" w:color="auto" w:val="clear"/>
+            <w:tcMar>
+              <w:top w:type="dxa" w:w="60"/>
+              <w:left w:type="dxa" w:w="100"/>
+              <w:bottom w:type="dxa" w:w="60"/>
+              <w:right w:type="dxa" w:w="100"/>
+            </w:tcMar>
+          </w:tcPr>
+          <w:p>
+            <w:pPr>
+              <w:spacing w:after="0" w:before="0"/>
+            </w:pPr>
+            <w:r>
+              <w:rPr>
+                <w:b/>
+                <w:bCs/>
+                <w:color w:val="0F2B3C"/>
+                <w:sz w:val="16"/>
+                <w:szCs w:val="16"/>
+              </w:rPr>
+              <w:t xml:space="preserve">WORKING SPACE / CALCULATION STEPS</w:t>
+            </w:r>
+          </w:p>
+        </w:tc>
+        <w:tc>
+          <w:tcPr>
+            <w:tcW w:type="dxa" w:w="3000"/>
+            <w:shd w:fill="FBF3E2" w:color="auto" w:val="clear"/>
+            <w:tcMar>
+              <w:top w:type="dxa" w:w="60"/>
+              <w:left w:type="dxa" w:w="100"/>
+              <w:bottom w:type="dxa" w:w="60"/>
+              <w:right w:type="dxa" w:w="100"/>
+            </w:tcMar>
+          </w:tcPr>
+          <w:p>
+            <w:pPr>
+              <w:spacing w:after="0" w:before="0"/>
+            </w:pPr>
+            <w:r>
+              <w:rPr>
+                <w:b/>
+                <w:bCs/>
+                <w:color w:val="7A5400"/>
+                <w:sz w:val="16"/>
+                <w:szCs w:val="16"/>
+              </w:rPr>
+              <w:t xml:space="preserve">EXPLAIN YOUR REASONING</w:t>
+            </w:r>
+          </w:p>
+        </w:tc>
+      </w:tr>
+      <w:tr>
+        <w:trPr>
+          <w:cantSplit/>
+        </w:trPr>
+        <w:tc>
+          <w:tcPr>
+            <w:tcW w:type="dxa" w:w="2800"/>
+            <w:tcMar>
+              <w:top w:type="dxa" w:w="80"/>
+              <w:left w:type="dxa" w:w="100"/>
+              <w:bottom w:type="dxa" w:w="80"/>
+              <w:right w:type="dxa" w:w="100"/>
+            </w:tcMar>
+            <w:vAlign w:val="top"/>
+          </w:tcPr>
+          <w:p>
+            <w:pPr>
+              <w:spacing w:after="40" w:before="0"/>
+            </w:pPr>
+            <w:r>
+              <w:rPr>
+                <w:b/>
+                <w:bCs/>
+                <w:color w:val="0F2B3C"/>
+                <w:sz w:val="20"/>
+                <w:szCs w:val="20"/>
+              </w:rPr>
+              <w:t xml:space="preserve">2.  Which is farther from 0: a point 4 steps left, or a point 6 steps right?</w:t>
+            </w:r>
+          </w:p>
+          <w:p>
+            <w:pPr>
+              <w:spacing w:after="0" w:before="0"/>
+            </w:pPr>
+            <w:r>
+              <w:rPr>
+                <w:color w:val="5E6E7E"/>
+                <w:sz w:val="18"/>
+                <w:szCs w:val="18"/>
+              </w:rPr>
+              <w:t xml:space="preserve">Choices: 4 steps left   /   6 steps right</w:t>
+            </w:r>
+          </w:p>
+        </w:tc>
+        <w:tc>
+          <w:tcPr>
+            <w:tcW w:type="dxa" w:w="3560"/>
+            <w:tcMar>
+              <w:top w:type="dxa" w:w="80"/>
+              <w:left w:type="dxa" w:w="100"/>
+              <w:bottom w:type="dxa" w:w="80"/>
+              <w:right w:type="dxa" w:w="100"/>
+            </w:tcMar>
+            <w:vAlign w:val="top"/>
+          </w:tcPr>
+          <w:p>
+            <w:pPr>
+              <w:spacing w:after="50" w:before="0"/>
+            </w:pPr>
+            <w:r>
+              <w:rPr>
+                <w:color w:val="BBBBBB"/>
+                <w:sz w:val="18"/>
+                <w:szCs w:val="18"/>
+              </w:rPr>
+              <w:t xml:space="preserve">____________________________</w:t>
+            </w:r>
+          </w:p>
+          <w:p>
+            <w:pPr>
+              <w:spacing w:after="50" w:before="0"/>
+            </w:pPr>
+            <w:r>
+              <w:rPr>
+                <w:color w:val="BBBBBB"/>
+                <w:sz w:val="18"/>
+                <w:szCs w:val="18"/>
+              </w:rPr>
+              <w:t xml:space="preserve">____________________________</w:t>
+            </w:r>
+          </w:p>
+          <w:p>
+            <w:pPr>
+              <w:spacing w:after="50" w:before="0"/>
+            </w:pPr>
+            <w:r>
+              <w:rPr>
+                <w:color w:val="BBBBBB"/>
+                <w:sz w:val="18"/>
+                <w:szCs w:val="18"/>
+              </w:rPr>
+              <w:t xml:space="preserve">____________________________</w:t>
+            </w:r>
+          </w:p>
+          <w:p>
+            <w:pPr>
+              <w:spacing w:after="50" w:before="0"/>
+            </w:pPr>
+            <w:r>
+              <w:rPr>
+                <w:color w:val="BBBBBB"/>
+                <w:sz w:val="18"/>
+                <w:szCs w:val="18"/>
+              </w:rPr>
+              <w:t xml:space="preserve">____________________________</w:t>
+            </w:r>
+          </w:p>
+        </w:tc>
+        <w:tc>
+          <w:tcPr>
+            <w:tcW w:type="dxa" w:w="3000"/>
+            <w:shd w:fill="FBF3E2" w:color="auto" w:val="clear"/>
+            <w:tcMar>
+              <w:top w:type="dxa" w:w="80"/>
+              <w:left w:type="dxa" w:w="100"/>
+              <w:bottom w:type="dxa" w:w="80"/>
+              <w:right w:type="dxa" w:w="100"/>
+            </w:tcMar>
+            <w:vAlign w:val="top"/>
+          </w:tcPr>
+          <w:p>
+            <w:pPr>
+              <w:spacing w:after="30" w:before="0"/>
+            </w:pPr>
+            <w:r>
+              <w:rPr>
+                <w:b/>
+                <w:bCs/>
+                <w:color w:val="0F2B3C"/>
+                <w:sz w:val="18"/>
+                <w:szCs w:val="18"/>
+              </w:rPr>
+              <w:t xml:space="preserve">Because... ________________</w:t>
+            </w:r>
+          </w:p>
+          <w:p>
+            <w:pPr>
+              <w:spacing w:after="50" w:before="0"/>
+            </w:pPr>
+            <w:r>
+              <w:rPr>
+                <w:color w:val="BBBBBB"/>
+                <w:sz w:val="18"/>
+                <w:szCs w:val="18"/>
+              </w:rPr>
+              <w:t xml:space="preserve">____________________________</w:t>
+            </w:r>
+          </w:p>
+          <w:p>
+            <w:pPr>
+              <w:spacing w:after="30" w:before="40"/>
+            </w:pPr>
+            <w:r>
+              <w:rPr>
+                <w:b/>
+                <w:bCs/>
+                <w:color w:val="1A6FB5"/>
+                <w:sz w:val="18"/>
+                <w:szCs w:val="18"/>
+              </w:rPr>
+              <w:t xml:space="preserve">Although... _______________</w:t>
+            </w:r>
+          </w:p>
+          <w:p>
+            <w:pPr>
+              <w:spacing w:after="50" w:before="0"/>
+            </w:pPr>
+            <w:r>
+              <w:rPr>
+                <w:color w:val="BBBBBB"/>
+                <w:sz w:val="18"/>
+                <w:szCs w:val="18"/>
+              </w:rPr>
+              <w:t xml:space="preserve">____________________________</w:t>
+            </w:r>
+          </w:p>
+          <w:p>
+            <w:pPr>
+              <w:spacing w:after="30" w:before="40"/>
+            </w:pPr>
+            <w:r>
+              <w:rPr>
+                <w:b/>
+                <w:bCs/>
+                <w:color w:val="7A5400"/>
+                <w:sz w:val="18"/>
+                <w:szCs w:val="18"/>
+              </w:rPr>
+              <w:t xml:space="preserve">Therefore... ______________</w:t>
+            </w:r>
+          </w:p>
+          <w:p>
+            <w:pPr>
+              <w:spacing w:after="50" w:before="0"/>
+            </w:pPr>
+            <w:r>
+              <w:rPr>
+                <w:color w:val="BBBBBB"/>
+                <w:sz w:val="18"/>
+                <w:szCs w:val="18"/>
+              </w:rPr>
+              <w:t xml:space="preserve">____________________________</w:t>
+            </w:r>
+          </w:p>
+        </w:tc>
+      </w:tr>
+    </w:tbl>
+    <w:p>
+      <w:pPr>
+        <w:spacing w:after="60" w:before="0"/>
+      </w:pPr>
+      <w:r>
+        <w:t xml:space="preserve"/>
       </w:r>
     </w:p>
     <w:p>
@@ -446,6 +3679,141 @@
         <w:t xml:space="preserve">____________________________________________________</w:t>
       </w:r>
     </w:p>
+    <w:tbl>
+      <w:tblPr>
+        <w:tblW w:type="dxa" w:w="9360"/>
+        <w:tblBorders>
+          <w:top w:val="single" w:color="C7D2DD" w:sz="6"/>
+          <w:left w:val="single" w:color="C7D2DD" w:sz="6"/>
+          <w:bottom w:val="single" w:color="C7D2DD" w:sz="6"/>
+          <w:right w:val="single" w:color="C7D2DD" w:sz="6"/>
+          <w:insideH w:val="single" w:color="C7D2DD" w:sz="6"/>
+          <w:insideV w:val="single" w:color="C7D2DD" w:sz="6"/>
+        </w:tblBorders>
+      </w:tblPr>
+      <w:tblGrid>
+        <w:gridCol w:w="3120"/>
+        <w:gridCol w:w="3120"/>
+        <w:gridCol w:w="3120"/>
+      </w:tblGrid>
+      <w:tr>
+        <w:trPr>
+          <w:cantSplit/>
+          <w:tblHeader/>
+        </w:trPr>
+        <w:tc>
+          <w:tcPr>
+            <w:tcW w:type="dxa" w:w="9360"/>
+            <w:gridSpan w:val="3"/>
+            <w:shd w:fill="EEF4F8" w:color="auto" w:val="clear"/>
+            <w:tcMar>
+              <w:top w:type="dxa" w:w="60"/>
+              <w:left w:type="dxa" w:w="100"/>
+              <w:bottom w:type="dxa" w:w="60"/>
+              <w:right w:type="dxa" w:w="100"/>
+            </w:tcMar>
+          </w:tcPr>
+          <w:p>
+            <w:pPr>
+              <w:spacing w:after="0" w:before="0"/>
+            </w:pPr>
+            <w:r>
+              <w:rPr>
+                <w:b/>
+                <w:bCs/>
+                <w:color w:val="0F2B3C"/>
+                <w:sz w:val="18"/>
+                <w:szCs w:val="18"/>
+              </w:rPr>
+              <w:t xml:space="preserve">EXIT CHECK · 3-POINT SELF-ASSESSMENT CHECKLIST</w:t>
+            </w:r>
+          </w:p>
+        </w:tc>
+      </w:tr>
+      <w:tr>
+        <w:trPr>
+          <w:cantSplit/>
+        </w:trPr>
+        <w:tc>
+          <w:tcPr>
+            <w:tcW w:type="dxa" w:w="3120"/>
+            <w:tcMar>
+              <w:top w:type="dxa" w:w="80"/>
+              <w:left w:type="dxa" w:w="100"/>
+              <w:bottom w:type="dxa" w:w="80"/>
+              <w:right w:type="dxa" w:w="100"/>
+            </w:tcMar>
+          </w:tcPr>
+          <w:p>
+            <w:pPr>
+              <w:spacing w:after="0" w:before="0"/>
+            </w:pPr>
+            <w:r>
+              <w:rPr>
+                <w:b/>
+                <w:bCs/>
+                <w:color w:val="0F2B3C"/>
+                <w:sz w:val="18"/>
+                <w:szCs w:val="18"/>
+              </w:rPr>
+              <w:t xml:space="preserve">☐ 1. Units &amp; Labels Verified</w:t>
+            </w:r>
+          </w:p>
+        </w:tc>
+        <w:tc>
+          <w:tcPr>
+            <w:tcW w:type="dxa" w:w="3120"/>
+            <w:tcMar>
+              <w:top w:type="dxa" w:w="80"/>
+              <w:left w:type="dxa" w:w="100"/>
+              <w:bottom w:type="dxa" w:w="80"/>
+              <w:right w:type="dxa" w:w="100"/>
+            </w:tcMar>
+          </w:tcPr>
+          <w:p>
+            <w:pPr>
+              <w:spacing w:after="0" w:before="0"/>
+            </w:pPr>
+            <w:r>
+              <w:rPr>
+                <w:b/>
+                <w:bCs/>
+                <w:color w:val="0F2B3C"/>
+                <w:sz w:val="18"/>
+                <w:szCs w:val="18"/>
+              </w:rPr>
+              <w:t xml:space="preserve">☐ 2. Reasoning Stated (Because / Although / Therefore)</w:t>
+            </w:r>
+          </w:p>
+        </w:tc>
+        <w:tc>
+          <w:tcPr>
+            <w:tcW w:type="dxa" w:w="3120"/>
+            <w:tcMar>
+              <w:top w:type="dxa" w:w="80"/>
+              <w:left w:type="dxa" w:w="100"/>
+              <w:bottom w:type="dxa" w:w="80"/>
+              <w:right w:type="dxa" w:w="100"/>
+            </w:tcMar>
+          </w:tcPr>
+          <w:p>
+            <w:pPr>
+              <w:spacing w:after="0" w:before="0"/>
+            </w:pPr>
+            <w:r>
+              <w:rPr>
+                <w:b/>
+                <w:bCs/>
+                <w:color w:val="0F2B3C"/>
+                <w:sz w:val="18"/>
+                <w:szCs w:val="18"/>
+              </w:rPr>
+              <w:t xml:space="preserve">☐ 3. Calculations Double-Checked</w:t>
+            </w:r>
+          </w:p>
+        </w:tc>
+      </w:tr>
+    </w:tbl>
     <w:p>
       <w:pPr>
         <w:spacing w:after="60" w:before="120"/>
